--- a/docs/BinGo Project Proposal.docx
+++ b/docs/BinGo Project Proposal.docx
@@ -175,15 +175,7 @@
                                           <w:sz w:val="40"/>
                                           <w:szCs w:val="40"/>
                                         </w:rPr>
-                                        <w:t xml:space="preserve">Team </w:t>
-                                      </w:r>
-                                      <w:r>
-                                        <w:rPr>
-                                          <w:color w:val="0C3512" w:themeColor="accent3" w:themeShade="80"/>
-                                          <w:sz w:val="40"/>
-                                          <w:szCs w:val="40"/>
-                                        </w:rPr>
-                                        <w:t>TSLC</w:t>
+                                        <w:t>Team TSLC</w:t>
                                       </w:r>
                                     </w:p>
                                   </w:sdtContent>
@@ -332,15 +324,7 @@
                                     <w:sz w:val="40"/>
                                     <w:szCs w:val="40"/>
                                   </w:rPr>
-                                  <w:t xml:space="preserve">Team </w:t>
-                                </w:r>
-                                <w:r>
-                                  <w:rPr>
-                                    <w:color w:val="0C3512" w:themeColor="accent3" w:themeShade="80"/>
-                                    <w:sz w:val="40"/>
-                                    <w:szCs w:val="40"/>
-                                  </w:rPr>
-                                  <w:t>TSLC</w:t>
+                                  <w:t>Team TSLC</w:t>
                                 </w:r>
                               </w:p>
                             </w:sdtContent>
@@ -428,9 +412,15 @@
     <w:sdt>
       <w:sdtPr>
         <w:rPr>
+          <w:rFonts w:asciiTheme="minorHAnsi" w:eastAsiaTheme="minorEastAsia" w:hAnsiTheme="minorHAnsi" w:cstheme="minorBidi"/>
           <w:b/>
           <w:bCs/>
           <w:color w:val="auto"/>
+          <w:kern w:val="2"/>
+          <w:sz w:val="24"/>
+          <w:szCs w:val="24"/>
+          <w:lang w:val="en-MY" w:eastAsia="zh-CN"/>
+          <w14:ligatures w14:val="standardContextual"/>
         </w:rPr>
         <w:id w:val="56747154"/>
         <w:docPartObj>
@@ -440,13 +430,7 @@
       </w:sdtPr>
       <w:sdtEndPr>
         <w:rPr>
-          <w:rFonts w:asciiTheme="minorHAnsi" w:eastAsiaTheme="minorEastAsia" w:hAnsiTheme="minorHAnsi" w:cstheme="minorBidi"/>
           <w:noProof/>
-          <w:kern w:val="2"/>
-          <w:sz w:val="24"/>
-          <w:szCs w:val="24"/>
-          <w:lang w:val="en-MY" w:eastAsia="zh-CN"/>
-          <w14:ligatures w14:val="standardContextual"/>
         </w:rPr>
       </w:sdtEndPr>
       <w:sdtContent>
@@ -1529,73 +1513,37 @@
           <w:sz w:val="22"/>
           <w:szCs w:val="22"/>
         </w:rPr>
-        <w:t>In recent years, Malaysians have witnessed a gradual increase in recycling efforts, with the national recycling rate reaching 37.9% in 2024, which is still short of the 40% target set under the 12th Malaysia Plan (</w:t>
-      </w:r>
-      <w:proofErr w:type="spellStart"/>
-      <w:r>
-        <w:rPr>
-          <w:rFonts w:ascii="Arial" w:hAnsi="Arial" w:cs="Arial"/>
-          <w:sz w:val="22"/>
-          <w:szCs w:val="22"/>
-        </w:rPr>
-        <w:t>Shyafiq</w:t>
-      </w:r>
-      <w:proofErr w:type="spellEnd"/>
-      <w:r>
-        <w:rPr>
-          <w:rFonts w:ascii="Arial" w:hAnsi="Arial" w:cs="Arial"/>
-          <w:sz w:val="22"/>
-          <w:szCs w:val="22"/>
-        </w:rPr>
-        <w:t xml:space="preserve"> Dzulkifli, 2026). Concurrently, the nation grapples with a significant surge in solid waste generation, which reached 15.2 million tonnes and is projected to escalate to 17.03 million tonnes by 2035 (Lee, 2025). Particularly alarming is the rapid increase in electronic waste; the Department of Environment recorded 22.7 million units in 2023 and 23.8 million in 2024, with an estimated 24.5 million units for 2025 (The Star, 2025).</w:t>
-      </w:r>
-    </w:p>
-    <w:p>
-      <w:pPr>
-        <w:spacing w:line="360" w:lineRule="auto"/>
-        <w:jc w:val="both"/>
-        <w:rPr>
-          <w:rFonts w:ascii="Arial" w:hAnsi="Arial" w:cs="Arial"/>
-          <w:sz w:val="22"/>
-          <w:szCs w:val="22"/>
-        </w:rPr>
-      </w:pPr>
-    </w:p>
-    <w:p>
-      <w:pPr>
-        <w:spacing w:line="360" w:lineRule="auto"/>
-        <w:jc w:val="both"/>
-        <w:rPr>
-          <w:rFonts w:ascii="Arial" w:hAnsi="Arial" w:cs="Arial"/>
-          <w:sz w:val="22"/>
-          <w:szCs w:val="22"/>
-        </w:rPr>
-      </w:pPr>
-      <w:r>
-        <w:rPr>
-          <w:rFonts w:ascii="Arial" w:hAnsi="Arial" w:cs="Arial"/>
-          <w:sz w:val="22"/>
-          <w:szCs w:val="22"/>
-        </w:rPr>
-        <w:t xml:space="preserve">The discourse posits that the primary challenge is not the willingness of residents to engage in recycling, but rather the inadequacies of the surrounding waste management system. Many </w:t>
-      </w:r>
-      <w:proofErr w:type="gramStart"/>
-      <w:r>
-        <w:rPr>
-          <w:rFonts w:ascii="Arial" w:hAnsi="Arial" w:cs="Arial"/>
-          <w:sz w:val="22"/>
-          <w:szCs w:val="22"/>
-        </w:rPr>
-        <w:t>residents</w:t>
-      </w:r>
-      <w:proofErr w:type="gramEnd"/>
-      <w:r>
-        <w:rPr>
-          <w:rFonts w:ascii="Arial" w:hAnsi="Arial" w:cs="Arial"/>
-          <w:sz w:val="22"/>
-          <w:szCs w:val="22"/>
-        </w:rPr>
-        <w:t xml:space="preserve"> express intent to recycle, yet they encounter fragmented information, unclear rules and guidelines regarding what each facility accepts, inconvenient collection options for the disposal of bulky items, and a lack of visibility into what happens after they request help. Consequently, these gaps contribute to recyclable household waste ending up in landfill.</w:t>
+        <w:t>In recent years, Malaysians have witnessed a gradual increase in recycling efforts, with the national recycling rate reaching 37.9% in 2024, which is still short of the 40% target set under the 12th Malaysia Plan (Shyafiq Dzulkifli, 2026). Concurrently, the nation grapples with a significant surge in solid waste generation, which reached 15.2 million tonnes and is projected to escalate to 17.03 million tonnes by 2035 (Lee, 2025). Particularly alarming is the rapid increase in electronic waste; the Department of Environment recorded 22.7 million units in 2023 and 23.8 million in 2024, with an estimated 24.5 million units for 2025 (The Star, 2025).</w:t>
+      </w:r>
+    </w:p>
+    <w:p>
+      <w:pPr>
+        <w:spacing w:line="360" w:lineRule="auto"/>
+        <w:jc w:val="both"/>
+        <w:rPr>
+          <w:rFonts w:ascii="Arial" w:hAnsi="Arial" w:cs="Arial"/>
+          <w:sz w:val="22"/>
+          <w:szCs w:val="22"/>
+        </w:rPr>
+      </w:pPr>
+    </w:p>
+    <w:p>
+      <w:pPr>
+        <w:spacing w:line="360" w:lineRule="auto"/>
+        <w:jc w:val="both"/>
+        <w:rPr>
+          <w:rFonts w:ascii="Arial" w:hAnsi="Arial" w:cs="Arial"/>
+          <w:sz w:val="22"/>
+          <w:szCs w:val="22"/>
+        </w:rPr>
+      </w:pPr>
+      <w:r>
+        <w:rPr>
+          <w:rFonts w:ascii="Arial" w:hAnsi="Arial" w:cs="Arial"/>
+          <w:sz w:val="22"/>
+          <w:szCs w:val="22"/>
+        </w:rPr>
+        <w:t>The discourse posits that the primary challenge is not the willingness of residents to engage in recycling, but rather the inadequacies of the surrounding waste management system. Many residents express intent to recycle, yet they encounter fragmented information, unclear rules and guidelines regarding what each facility accepts, inconvenient collection options for the disposal of bulky items, and a lack of visibility into what happens after they request help. Consequently, these gaps contribute to recyclable household waste ending up in landfill.</w:t>
       </w:r>
     </w:p>
     <w:p>
@@ -1645,151 +1593,87 @@
           <w:color w:val="auto"/>
         </w:rPr>
         <w:lastRenderedPageBreak/>
-        <w:t xml:space="preserve">Introduction to </w:t>
-      </w:r>
-      <w:proofErr w:type="spellStart"/>
-      <w:r>
-        <w:rPr>
-          <w:color w:val="auto"/>
-        </w:rPr>
-        <w:t>BinGo</w:t>
+        <w:t>Introduction to BinGo</w:t>
       </w:r>
       <w:bookmarkEnd w:id="1"/>
-      <w:proofErr w:type="spellEnd"/>
-    </w:p>
-    <w:p>
-      <w:pPr>
-        <w:spacing w:line="360" w:lineRule="auto"/>
-        <w:jc w:val="both"/>
-        <w:rPr>
-          <w:rFonts w:ascii="Arial" w:hAnsi="Arial" w:cs="Arial"/>
-          <w:sz w:val="22"/>
-          <w:szCs w:val="22"/>
-        </w:rPr>
-      </w:pPr>
-      <w:proofErr w:type="spellStart"/>
-      <w:r>
-        <w:rPr>
-          <w:rFonts w:ascii="Arial" w:hAnsi="Arial" w:cs="Arial"/>
-          <w:sz w:val="22"/>
-          <w:szCs w:val="22"/>
-        </w:rPr>
-        <w:t>BinGo</w:t>
-      </w:r>
-      <w:proofErr w:type="spellEnd"/>
-      <w:r>
-        <w:rPr>
-          <w:rFonts w:ascii="Arial" w:hAnsi="Arial" w:cs="Arial"/>
-          <w:sz w:val="22"/>
-          <w:szCs w:val="22"/>
-        </w:rPr>
-        <w:t xml:space="preserve"> is designed to address these systematic challenges by offering a comprehensive platform that encompasses disposal guidance, recycling locations, truck schedules, bulky-waste booking, issue reporting and verified eco-rewards—all consolidated within one township framework. Unlike a conventional directory that only lists recycling points, </w:t>
-      </w:r>
-      <w:proofErr w:type="spellStart"/>
-      <w:r>
-        <w:rPr>
-          <w:rFonts w:ascii="Arial" w:hAnsi="Arial" w:cs="Arial"/>
-          <w:sz w:val="22"/>
-          <w:szCs w:val="22"/>
-        </w:rPr>
-        <w:t>BinGo</w:t>
-      </w:r>
-      <w:proofErr w:type="spellEnd"/>
-      <w:r>
-        <w:rPr>
-          <w:rFonts w:ascii="Arial" w:hAnsi="Arial" w:cs="Arial"/>
-          <w:sz w:val="22"/>
-          <w:szCs w:val="22"/>
-        </w:rPr>
-        <w:t xml:space="preserve"> facilitates specific actions based on item identification, directing residents to the appropriate disposal routes and services while enabling them to track the outcomes of their efforts.</w:t>
-      </w:r>
-    </w:p>
-    <w:p>
-      <w:pPr>
-        <w:spacing w:line="360" w:lineRule="auto"/>
-        <w:jc w:val="both"/>
-        <w:rPr>
-          <w:rFonts w:ascii="Arial" w:hAnsi="Arial" w:cs="Arial"/>
-          <w:sz w:val="22"/>
-          <w:szCs w:val="22"/>
-        </w:rPr>
-      </w:pPr>
-    </w:p>
-    <w:p>
-      <w:pPr>
-        <w:spacing w:line="360" w:lineRule="auto"/>
-        <w:jc w:val="both"/>
-        <w:rPr>
-          <w:rFonts w:ascii="Arial" w:hAnsi="Arial" w:cs="Arial"/>
-          <w:sz w:val="22"/>
-          <w:szCs w:val="22"/>
-        </w:rPr>
-      </w:pPr>
-      <w:proofErr w:type="spellStart"/>
-      <w:r>
-        <w:rPr>
-          <w:rFonts w:ascii="Arial" w:hAnsi="Arial" w:cs="Arial"/>
-          <w:sz w:val="22"/>
-          <w:szCs w:val="22"/>
-        </w:rPr>
-        <w:t>BinGo</w:t>
-      </w:r>
-      <w:proofErr w:type="spellEnd"/>
-      <w:r>
-        <w:rPr>
-          <w:rFonts w:ascii="Arial" w:hAnsi="Arial" w:cs="Arial"/>
-          <w:sz w:val="22"/>
-          <w:szCs w:val="22"/>
-        </w:rPr>
-        <w:t xml:space="preserve"> is designed to be trustworthy; while artificial intelligence (AI) suggests options, residents confirm their choices with property staff reviewing any uncertain or safety-sensitive items. Furthermore, bookings are displayed as a request until they are confirmed, and reward points are granted only post-confirmation by authorised personnel. Property management also benefits from structured requests, increased visibility into waste issues, and data to plan services and report on sustainability.</w:t>
-      </w:r>
-    </w:p>
-    <w:p>
-      <w:pPr>
-        <w:spacing w:line="360" w:lineRule="auto"/>
-        <w:jc w:val="both"/>
-        <w:rPr>
-          <w:rFonts w:ascii="Arial" w:hAnsi="Arial" w:cs="Arial"/>
-          <w:sz w:val="22"/>
-          <w:szCs w:val="22"/>
-        </w:rPr>
-      </w:pPr>
-    </w:p>
-    <w:p>
-      <w:pPr>
-        <w:spacing w:line="360" w:lineRule="auto"/>
-        <w:jc w:val="both"/>
-        <w:rPr>
-          <w:rFonts w:ascii="Arial" w:hAnsi="Arial" w:cs="Arial"/>
-          <w:sz w:val="22"/>
-          <w:szCs w:val="22"/>
-        </w:rPr>
-      </w:pPr>
-      <w:r>
-        <w:rPr>
-          <w:rFonts w:ascii="Arial" w:hAnsi="Arial" w:cs="Arial"/>
-          <w:sz w:val="22"/>
-          <w:szCs w:val="22"/>
-        </w:rPr>
-        <w:t xml:space="preserve">In alignment with ecological goals, </w:t>
-      </w:r>
-      <w:proofErr w:type="spellStart"/>
-      <w:r>
-        <w:rPr>
-          <w:rFonts w:ascii="Arial" w:hAnsi="Arial" w:cs="Arial"/>
-          <w:sz w:val="22"/>
-          <w:szCs w:val="22"/>
-        </w:rPr>
-        <w:t>BinGo</w:t>
-      </w:r>
-      <w:proofErr w:type="spellEnd"/>
-      <w:r>
-        <w:rPr>
-          <w:rFonts w:ascii="Arial" w:hAnsi="Arial" w:cs="Arial"/>
-          <w:sz w:val="22"/>
-          <w:szCs w:val="22"/>
-        </w:rPr>
-        <w:t xml:space="preserve"> primarily serves the Planet track by enhancing waste management in residential areas by Sime Darby Property and circular-economy participation. </w:t>
+    </w:p>
+    <w:p>
+      <w:pPr>
+        <w:spacing w:line="360" w:lineRule="auto"/>
+        <w:jc w:val="both"/>
+        <w:rPr>
+          <w:rFonts w:ascii="Arial" w:hAnsi="Arial" w:cs="Arial"/>
+          <w:sz w:val="22"/>
+          <w:szCs w:val="22"/>
+        </w:rPr>
+      </w:pPr>
+      <w:r>
+        <w:rPr>
+          <w:rFonts w:ascii="Arial" w:hAnsi="Arial" w:cs="Arial"/>
+          <w:sz w:val="22"/>
+          <w:szCs w:val="22"/>
+        </w:rPr>
+        <w:t>BinGo is designed to address these systematic challenges by offering a comprehensive platform that encompasses disposal guidance, recycling locations, truck schedules, bulky-waste booking, issue reporting and verified eco-rewards—all consolidated within one township framework. Unlike a conventional directory that only lists recycling points, BinGo facilitates specific actions based on item identification, directing residents to the appropriate disposal routes and services while enabling them to track the outcomes of their efforts.</w:t>
+      </w:r>
+    </w:p>
+    <w:p>
+      <w:pPr>
+        <w:spacing w:line="360" w:lineRule="auto"/>
+        <w:jc w:val="both"/>
+        <w:rPr>
+          <w:rFonts w:ascii="Arial" w:hAnsi="Arial" w:cs="Arial"/>
+          <w:sz w:val="22"/>
+          <w:szCs w:val="22"/>
+        </w:rPr>
+      </w:pPr>
+    </w:p>
+    <w:p>
+      <w:pPr>
+        <w:spacing w:line="360" w:lineRule="auto"/>
+        <w:jc w:val="both"/>
+        <w:rPr>
+          <w:rFonts w:ascii="Arial" w:hAnsi="Arial" w:cs="Arial"/>
+          <w:sz w:val="22"/>
+          <w:szCs w:val="22"/>
+        </w:rPr>
+      </w:pPr>
+      <w:r>
+        <w:rPr>
+          <w:rFonts w:ascii="Arial" w:hAnsi="Arial" w:cs="Arial"/>
+          <w:sz w:val="22"/>
+          <w:szCs w:val="22"/>
+        </w:rPr>
+        <w:t>BinGo is designed to be trustworthy; while artificial intelligence (AI) suggests options, residents confirm their choices with property staff reviewing any uncertain or safety-sensitive items. Furthermore, bookings are displayed as a request until they are confirmed, and reward points are granted only post-confirmation by authorised personnel. Property management also benefits from structured requests, increased visibility into waste issues, and data to plan services and report on sustainability.</w:t>
+      </w:r>
+    </w:p>
+    <w:p>
+      <w:pPr>
+        <w:spacing w:line="360" w:lineRule="auto"/>
+        <w:jc w:val="both"/>
+        <w:rPr>
+          <w:rFonts w:ascii="Arial" w:hAnsi="Arial" w:cs="Arial"/>
+          <w:sz w:val="22"/>
+          <w:szCs w:val="22"/>
+        </w:rPr>
+      </w:pPr>
+    </w:p>
+    <w:p>
+      <w:pPr>
+        <w:spacing w:line="360" w:lineRule="auto"/>
+        <w:jc w:val="both"/>
+        <w:rPr>
+          <w:rFonts w:ascii="Arial" w:hAnsi="Arial" w:cs="Arial"/>
+          <w:sz w:val="22"/>
+          <w:szCs w:val="22"/>
+        </w:rPr>
+      </w:pPr>
+      <w:r>
+        <w:rPr>
+          <w:rFonts w:ascii="Arial" w:hAnsi="Arial" w:cs="Arial"/>
+          <w:sz w:val="22"/>
+          <w:szCs w:val="22"/>
+        </w:rPr>
+        <w:t>In alignment with ecological goals, BinGo primarily serves the Planet track by enhancing waste management in residential areas by Sime Darby Property and circular-economy participation. </w:t>
       </w:r>
     </w:p>
     <w:p>
@@ -2266,23 +2150,13 @@
                 <w:szCs w:val="22"/>
               </w:rPr>
             </w:pPr>
-            <w:proofErr w:type="spellStart"/>
-            <w:r>
-              <w:rPr>
-                <w:rFonts w:ascii="Arial" w:hAnsi="Arial" w:cs="Arial"/>
-                <w:sz w:val="22"/>
-                <w:szCs w:val="22"/>
-              </w:rPr>
-              <w:t>Shyafiq</w:t>
-            </w:r>
-            <w:proofErr w:type="spellEnd"/>
-            <w:r>
-              <w:rPr>
-                <w:rFonts w:ascii="Arial" w:hAnsi="Arial" w:cs="Arial"/>
-                <w:sz w:val="22"/>
-                <w:szCs w:val="22"/>
-              </w:rPr>
-              <w:t xml:space="preserve"> Dzulkifli, 2026</w:t>
+            <w:r>
+              <w:rPr>
+                <w:rFonts w:ascii="Arial" w:hAnsi="Arial" w:cs="Arial"/>
+                <w:sz w:val="22"/>
+                <w:szCs w:val="22"/>
+              </w:rPr>
+              <w:t>Shyafiq Dzulkifli, 2026</w:t>
             </w:r>
           </w:p>
         </w:tc>
@@ -2428,43 +2302,7 @@
           <w:sz w:val="22"/>
           <w:szCs w:val="22"/>
         </w:rPr>
-        <w:t>Although recycling rates are improving, waste generation and effective disposal remain significant challenges. According to Malaysia's Solid Waste and Public Cleansing Management Corporation (</w:t>
-      </w:r>
-      <w:proofErr w:type="spellStart"/>
-      <w:r>
-        <w:rPr>
-          <w:rFonts w:ascii="Arial" w:hAnsi="Arial" w:cs="Arial"/>
-          <w:sz w:val="22"/>
-          <w:szCs w:val="22"/>
-        </w:rPr>
-        <w:t>SWCorp</w:t>
-      </w:r>
-      <w:proofErr w:type="spellEnd"/>
-      <w:r>
-        <w:rPr>
-          <w:rFonts w:ascii="Arial" w:hAnsi="Arial" w:cs="Arial"/>
-          <w:sz w:val="22"/>
-          <w:szCs w:val="22"/>
-        </w:rPr>
-        <w:t>), nearly 40% of the waste sent to landfills has recycling potential. Plastics constitute 20.55% of landfill waste, followed by paper at 10.17%, glass at 2.96%, and metal at 2.56%. However, the exact recoverable volume cannot be determined because contamination and limitations in recycling technology prevent some materials from being processed (</w:t>
-      </w:r>
-      <w:proofErr w:type="spellStart"/>
-      <w:r>
-        <w:rPr>
-          <w:rFonts w:ascii="Arial" w:hAnsi="Arial" w:cs="Arial"/>
-          <w:sz w:val="22"/>
-          <w:szCs w:val="22"/>
-        </w:rPr>
-        <w:t>Shyafiq</w:t>
-      </w:r>
-      <w:proofErr w:type="spellEnd"/>
-      <w:r>
-        <w:rPr>
-          <w:rFonts w:ascii="Arial" w:hAnsi="Arial" w:cs="Arial"/>
-          <w:sz w:val="22"/>
-          <w:szCs w:val="22"/>
-        </w:rPr>
-        <w:t xml:space="preserve"> Dzulkifli, 2026).</w:t>
+        <w:t>Although recycling rates are improving, waste generation and effective disposal remain significant challenges. According to Malaysia's Solid Waste and Public Cleansing Management Corporation (SWCorp), nearly 40% of the waste sent to landfills has recycling potential. Plastics constitute 20.55% of landfill waste, followed by paper at 10.17%, glass at 2.96%, and metal at 2.56%. However, the exact recoverable volume cannot be determined because contamination and limitations in recycling technology prevent some materials from being processed (Shyafiq Dzulkifli, 2026).</w:t>
       </w:r>
     </w:p>
     <w:p>
@@ -2525,25 +2363,7 @@
           <w:sz w:val="22"/>
           <w:szCs w:val="22"/>
         </w:rPr>
-        <w:t xml:space="preserve">The objective of </w:t>
-      </w:r>
-      <w:proofErr w:type="spellStart"/>
-      <w:r>
-        <w:rPr>
-          <w:rFonts w:ascii="Arial" w:hAnsi="Arial" w:cs="Arial"/>
-          <w:sz w:val="22"/>
-          <w:szCs w:val="22"/>
-        </w:rPr>
-        <w:t>BinGo</w:t>
-      </w:r>
-      <w:proofErr w:type="spellEnd"/>
-      <w:r>
-        <w:rPr>
-          <w:rFonts w:ascii="Arial" w:hAnsi="Arial" w:cs="Arial"/>
-          <w:sz w:val="22"/>
-          <w:szCs w:val="22"/>
-        </w:rPr>
-        <w:t xml:space="preserve"> is not to change national waste policy. Instead, it focuses on making responsible disposal easier for residents while improving the coordination, transparency, and visibility of township waste-management services.</w:t>
+        <w:t>The objective of BinGo is not to change national waste policy. Instead, it focuses on making responsible disposal easier for residents while improving the coordination, transparency, and visibility of township waste-management services.</w:t>
       </w:r>
     </w:p>
     <w:p>
@@ -2590,25 +2410,7 @@
           <w:sz w:val="22"/>
           <w:szCs w:val="22"/>
         </w:rPr>
-        <w:t xml:space="preserve">Residents must search several sources to learn how an item should be disposed </w:t>
-      </w:r>
-      <w:proofErr w:type="gramStart"/>
-      <w:r>
-        <w:rPr>
-          <w:rFonts w:ascii="Arial" w:hAnsi="Arial" w:cs="Arial"/>
-          <w:sz w:val="22"/>
-          <w:szCs w:val="22"/>
-        </w:rPr>
-        <w:t>of,</w:t>
-      </w:r>
-      <w:proofErr w:type="gramEnd"/>
-      <w:r>
-        <w:rPr>
-          <w:rFonts w:ascii="Arial" w:hAnsi="Arial" w:cs="Arial"/>
-          <w:sz w:val="22"/>
-          <w:szCs w:val="22"/>
-        </w:rPr>
-        <w:t xml:space="preserve"> which facility accepts it, when collection services operate and what conditions apply. Information that is incomplete, inconsistent, or difficult to access increases the effort required to dispose of waste correctly. Even residents who intend to recycle may give up when the correct route is unclear, as the problem is not simply a lack of environmental awareness. The critical gap is between willingness to act and the ability to act easily.</w:t>
+        <w:t>Residents must search several sources to learn how an item should be disposed of, which facility accepts it, when collection services operate and what conditions apply. Information that is incomplete, inconsistent, or difficult to access increases the effort required to dispose of waste correctly. Even residents who intend to recycle may give up when the correct route is unclear, as the problem is not simply a lack of environmental awareness. The critical gap is between willingness to act and the ability to act easily.</w:t>
       </w:r>
     </w:p>
     <w:p>
@@ -2815,25 +2617,7 @@
           <w:sz w:val="22"/>
           <w:szCs w:val="22"/>
         </w:rPr>
-        <w:t xml:space="preserve">Recycling campaigns and awareness initiatives can encourage residents to participate, but participation is difficult to sustain when responsible disposal remains </w:t>
-      </w:r>
-      <w:proofErr w:type="gramStart"/>
-      <w:r>
-        <w:rPr>
-          <w:rFonts w:ascii="Arial" w:hAnsi="Arial" w:cs="Arial"/>
-          <w:sz w:val="22"/>
-          <w:szCs w:val="22"/>
-        </w:rPr>
-        <w:t>inconvenient</w:t>
-      </w:r>
-      <w:proofErr w:type="gramEnd"/>
-      <w:r>
-        <w:rPr>
-          <w:rFonts w:ascii="Arial" w:hAnsi="Arial" w:cs="Arial"/>
-          <w:sz w:val="22"/>
-          <w:szCs w:val="22"/>
-        </w:rPr>
-        <w:t xml:space="preserve"> and contributions are not clearly acknowledged. A well-designed platform can make disposal guidance more accessible, reinforce desirable behaviours, and record eligible activities. However, environmental benefits must be demonstrated through verified outcomes rather than inferred from downloads, photographs, or submitted requests.</w:t>
+        <w:t>Recycling campaigns and awareness initiatives can encourage residents to participate, but participation is difficult to sustain when responsible disposal remains inconvenient and contributions are not clearly acknowledged. A well-designed platform can make disposal guidance more accessible, reinforce desirable behaviours, and record eligible activities. However, environmental benefits must be demonstrated through verified outcomes rather than inferred from downloads, photographs, or submitted requests.</w:t>
       </w:r>
     </w:p>
     <w:p>
@@ -2894,23 +2678,13 @@
           <w:szCs w:val="22"/>
         </w:rPr>
       </w:pPr>
-      <w:proofErr w:type="spellStart"/>
-      <w:r>
-        <w:rPr>
-          <w:rFonts w:ascii="Arial" w:hAnsi="Arial" w:cs="Arial"/>
-          <w:sz w:val="22"/>
-          <w:szCs w:val="22"/>
-        </w:rPr>
-        <w:t>BinGo</w:t>
-      </w:r>
-      <w:proofErr w:type="spellEnd"/>
-      <w:r>
-        <w:rPr>
-          <w:rFonts w:ascii="Arial" w:hAnsi="Arial" w:cs="Arial"/>
-          <w:sz w:val="22"/>
-          <w:szCs w:val="22"/>
-        </w:rPr>
-        <w:t xml:space="preserve"> addresses this challenge by connecting residents, disposal information, collection services and management workflows within a single digital platform.</w:t>
+      <w:r>
+        <w:rPr>
+          <w:rFonts w:ascii="Arial" w:hAnsi="Arial" w:cs="Arial"/>
+          <w:sz w:val="22"/>
+          <w:szCs w:val="22"/>
+        </w:rPr>
+        <w:t>BinGo addresses this challenge by connecting residents, disposal information, collection services and management workflows within a single digital platform.</w:t>
       </w:r>
     </w:p>
     <w:p>
@@ -2963,23 +2737,13 @@
           <w:szCs w:val="22"/>
         </w:rPr>
       </w:pPr>
-      <w:proofErr w:type="spellStart"/>
-      <w:r>
-        <w:rPr>
-          <w:rFonts w:ascii="Arial" w:hAnsi="Arial" w:cs="Arial"/>
-          <w:sz w:val="22"/>
-          <w:szCs w:val="22"/>
-        </w:rPr>
-        <w:t>BinGo</w:t>
-      </w:r>
-      <w:proofErr w:type="spellEnd"/>
-      <w:r>
-        <w:rPr>
-          <w:rFonts w:ascii="Arial" w:hAnsi="Arial" w:cs="Arial"/>
-          <w:sz w:val="22"/>
-          <w:szCs w:val="22"/>
-        </w:rPr>
-        <w:t xml:space="preserve"> is designed around three stakeholder groups whose needs are interconnected.</w:t>
+      <w:r>
+        <w:rPr>
+          <w:rFonts w:ascii="Arial" w:hAnsi="Arial" w:cs="Arial"/>
+          <w:sz w:val="22"/>
+          <w:szCs w:val="22"/>
+        </w:rPr>
+        <w:t>BinGo is designed around three stakeholder groups whose needs are interconnected.</w:t>
       </w:r>
     </w:p>
     <w:p>
@@ -3026,25 +2790,7 @@
           <w:sz w:val="22"/>
           <w:szCs w:val="22"/>
         </w:rPr>
-        <w:t xml:space="preserve">Township residents demand clear and direct guidance on disposing of unwanted items and accessing relevant services without having to sift through multiple channels. They prioritise accurate disposal instructions, convenient location discovery, straightforward collection arrangements, transparent request statuses and clear information about rewards. </w:t>
-      </w:r>
-      <w:proofErr w:type="spellStart"/>
-      <w:r>
-        <w:rPr>
-          <w:rFonts w:ascii="Arial" w:hAnsi="Arial" w:cs="Arial"/>
-          <w:sz w:val="22"/>
-          <w:szCs w:val="22"/>
-        </w:rPr>
-        <w:t>BinGo</w:t>
-      </w:r>
-      <w:proofErr w:type="spellEnd"/>
-      <w:r>
-        <w:rPr>
-          <w:rFonts w:ascii="Arial" w:hAnsi="Arial" w:cs="Arial"/>
-          <w:sz w:val="22"/>
-          <w:szCs w:val="22"/>
-        </w:rPr>
-        <w:t xml:space="preserve"> is designed to streamline the process, significantly reducing the steps between recognising waste and its disposal, which encourages responsible behaviour among residents.</w:t>
+        <w:t>Township residents demand clear and direct guidance on disposing of unwanted items and accessing relevant services without having to sift through multiple channels. They prioritise accurate disposal instructions, convenient location discovery, straightforward collection arrangements, transparent request statuses and clear information about rewards. BinGo is designed to streamline the process, significantly reducing the steps between recognising waste and its disposal, which encourages responsible behaviour among residents.</w:t>
       </w:r>
     </w:p>
     <w:p>
@@ -3091,25 +2837,7 @@
           <w:sz w:val="22"/>
           <w:szCs w:val="22"/>
         </w:rPr>
-        <w:t xml:space="preserve">Property management teams are responsible for maintaining residential environments and coordinating essential services. Their effectiveness depends partly on the quality of information they receive and their ability to efficiently organise requests and respond to recurring issues. </w:t>
-      </w:r>
-      <w:proofErr w:type="spellStart"/>
-      <w:r>
-        <w:rPr>
-          <w:rFonts w:ascii="Arial" w:hAnsi="Arial" w:cs="Arial"/>
-          <w:sz w:val="22"/>
-          <w:szCs w:val="22"/>
-        </w:rPr>
-        <w:t>BinGo</w:t>
-      </w:r>
-      <w:proofErr w:type="spellEnd"/>
-      <w:r>
-        <w:rPr>
-          <w:rFonts w:ascii="Arial" w:hAnsi="Arial" w:cs="Arial"/>
-          <w:sz w:val="22"/>
-          <w:szCs w:val="22"/>
-        </w:rPr>
-        <w:t xml:space="preserve"> could support these responsibilities through structured reports, standardised booking information, centralised service listings, and aggregated data on resident requests. This may reduce administrative burdens and provide valuable insights into operational demand. The level of efficiency gained will ultimately depend on the adoption of the platform by management teams and its seamless integration into their existing workflows.</w:t>
+        <w:t>Property management teams are responsible for maintaining residential environments and coordinating essential services. Their effectiveness depends partly on the quality of information they receive and their ability to efficiently organise requests and respond to recurring issues. BinGo could support these responsibilities through structured reports, standardised booking information, centralised service listings, and aggregated data on resident requests. This may reduce administrative burdens and provide valuable insights into operational demand. The level of efficiency gained will ultimately depend on the adoption of the platform by management teams and its seamless integration into their existing workflows.</w:t>
       </w:r>
     </w:p>
     <w:p>
@@ -3156,25 +2884,7 @@
           <w:sz w:val="22"/>
           <w:szCs w:val="22"/>
         </w:rPr>
-        <w:t xml:space="preserve">Collection providers and recycling facilities need clear information about the items presented to them, the locations involved, and the services requested. </w:t>
-      </w:r>
-      <w:proofErr w:type="spellStart"/>
-      <w:r>
-        <w:rPr>
-          <w:rFonts w:ascii="Arial" w:hAnsi="Arial" w:cs="Arial"/>
-          <w:sz w:val="22"/>
-          <w:szCs w:val="22"/>
-        </w:rPr>
-        <w:t>BinGo</w:t>
-      </w:r>
-      <w:proofErr w:type="spellEnd"/>
-      <w:r>
-        <w:rPr>
-          <w:rFonts w:ascii="Arial" w:hAnsi="Arial" w:cs="Arial"/>
-          <w:sz w:val="22"/>
-          <w:szCs w:val="22"/>
-        </w:rPr>
-        <w:t xml:space="preserve"> could help standardise this information and make service requirements easier for residents to understand. In return, participating providers are expected to maintain accurate acceptance criteria, service availability, and request statuses. The platform's reliability therefore depends on collaboration across the service network, emphasising the importance of partnership in leveraging technology effectively.</w:t>
+        <w:t>Collection providers and recycling facilities need clear information about the items presented to them, the locations involved, and the services requested. BinGo could help standardise this information and make service requirements easier for residents to understand. In return, participating providers are expected to maintain accurate acceptance criteria, service availability, and request statuses. The platform's reliability therefore depends on collaboration across the service network, emphasising the importance of partnership in leveraging technology effectively.</w:t>
       </w:r>
       <w:r>
         <w:rPr>
@@ -3201,45 +2911,27 @@
           <w:color w:val="auto"/>
         </w:rPr>
         <w:lastRenderedPageBreak/>
-        <w:t xml:space="preserve">The Solution: </w:t>
-      </w:r>
-      <w:proofErr w:type="spellStart"/>
-      <w:r>
-        <w:rPr>
-          <w:color w:val="auto"/>
-        </w:rPr>
-        <w:t>BinGo</w:t>
+        <w:t>The Solution: BinGo</w:t>
       </w:r>
       <w:bookmarkEnd w:id="4"/>
-      <w:proofErr w:type="spellEnd"/>
-    </w:p>
-    <w:p>
-      <w:pPr>
-        <w:spacing w:line="360" w:lineRule="auto"/>
-        <w:jc w:val="both"/>
-        <w:rPr>
-          <w:rFonts w:ascii="Arial" w:hAnsi="Arial" w:cs="Arial"/>
-          <w:sz w:val="22"/>
-          <w:szCs w:val="22"/>
-        </w:rPr>
-      </w:pPr>
-      <w:proofErr w:type="spellStart"/>
-      <w:r>
-        <w:rPr>
-          <w:rFonts w:ascii="Arial" w:hAnsi="Arial" w:cs="Arial"/>
-          <w:sz w:val="22"/>
-          <w:szCs w:val="22"/>
-        </w:rPr>
-        <w:t>BinGo</w:t>
-      </w:r>
-      <w:proofErr w:type="spellEnd"/>
-      <w:r>
-        <w:rPr>
-          <w:rFonts w:ascii="Arial" w:hAnsi="Arial" w:cs="Arial"/>
-          <w:sz w:val="22"/>
-          <w:szCs w:val="22"/>
-        </w:rPr>
-        <w:t xml:space="preserve"> transforms waste disposal from a fragmented information-search process into a connected service journey. The platform is organised around five core actions: identify, locate, arrange, track and reward.</w:t>
+    </w:p>
+    <w:p>
+      <w:pPr>
+        <w:spacing w:line="360" w:lineRule="auto"/>
+        <w:jc w:val="both"/>
+        <w:rPr>
+          <w:rFonts w:ascii="Arial" w:hAnsi="Arial" w:cs="Arial"/>
+          <w:sz w:val="22"/>
+          <w:szCs w:val="22"/>
+        </w:rPr>
+      </w:pPr>
+      <w:r>
+        <w:rPr>
+          <w:rFonts w:ascii="Arial" w:hAnsi="Arial" w:cs="Arial"/>
+          <w:sz w:val="22"/>
+          <w:szCs w:val="22"/>
+        </w:rPr>
+        <w:t>BinGo transforms waste disposal from a fragmented information-search process into a connected service journey. The platform is organised around five core actions: identify, locate, arrange, track and reward.</w:t>
       </w:r>
     </w:p>
     <w:p>
@@ -3286,25 +2978,7 @@
           <w:sz w:val="22"/>
           <w:szCs w:val="22"/>
         </w:rPr>
-        <w:t xml:space="preserve">Residents can photograph an item or select it manually from a comprehensive category list. </w:t>
-      </w:r>
-      <w:proofErr w:type="spellStart"/>
-      <w:r>
-        <w:rPr>
-          <w:rFonts w:ascii="Arial" w:hAnsi="Arial" w:cs="Arial"/>
-          <w:sz w:val="22"/>
-          <w:szCs w:val="22"/>
-        </w:rPr>
-        <w:t>BinGo</w:t>
-      </w:r>
-      <w:proofErr w:type="spellEnd"/>
-      <w:r>
-        <w:rPr>
-          <w:rFonts w:ascii="Arial" w:hAnsi="Arial" w:cs="Arial"/>
-          <w:sz w:val="22"/>
-          <w:szCs w:val="22"/>
-        </w:rPr>
-        <w:t xml:space="preserve"> then delivers precise classification guidance and suggests the most suitable disposal options, including reuse, donation, recycling, bulky-waste collection, or specialised handling where applicable.</w:t>
+        <w:t>Residents can photograph an item or select it manually from a comprehensive category list. BinGo then delivers precise classification guidance and suggests the most suitable disposal options, including reuse, donation, recycling, bulky-waste collection, or specialised handling where applicable.</w:t>
       </w:r>
     </w:p>
     <w:p>
@@ -3383,23 +3057,13 @@
           <w:szCs w:val="22"/>
         </w:rPr>
       </w:pPr>
-      <w:proofErr w:type="spellStart"/>
-      <w:r>
-        <w:rPr>
-          <w:rFonts w:ascii="Arial" w:hAnsi="Arial" w:cs="Arial"/>
-          <w:sz w:val="22"/>
-          <w:szCs w:val="22"/>
-        </w:rPr>
-        <w:t>BinGo</w:t>
-      </w:r>
-      <w:proofErr w:type="spellEnd"/>
-      <w:r>
-        <w:rPr>
-          <w:rFonts w:ascii="Arial" w:hAnsi="Arial" w:cs="Arial"/>
-          <w:sz w:val="22"/>
-          <w:szCs w:val="22"/>
-        </w:rPr>
-        <w:t xml:space="preserve"> provides a user-friendly, searchable map of relevant recycling centres, battery collection points, e-waste facilities, and other supported disposal locations.</w:t>
+      <w:r>
+        <w:rPr>
+          <w:rFonts w:ascii="Arial" w:hAnsi="Arial" w:cs="Arial"/>
+          <w:sz w:val="22"/>
+          <w:szCs w:val="22"/>
+        </w:rPr>
+        <w:t>BinGo provides a user-friendly, searchable map of relevant recycling centres, battery collection points, e-waste facilities, and other supported disposal locations.</w:t>
       </w:r>
     </w:p>
     <w:p>
@@ -3437,25 +3101,7 @@
           <w:sz w:val="22"/>
           <w:szCs w:val="22"/>
         </w:rPr>
-        <w:t xml:space="preserve">The objective is not simply to display nearby facilities; it is to help residents identify a location that is appropriate for their </w:t>
-      </w:r>
-      <w:proofErr w:type="gramStart"/>
-      <w:r>
-        <w:rPr>
-          <w:rFonts w:ascii="Arial" w:hAnsi="Arial" w:cs="Arial"/>
-          <w:sz w:val="22"/>
-          <w:szCs w:val="22"/>
-        </w:rPr>
-        <w:t>particular item</w:t>
-      </w:r>
-      <w:proofErr w:type="gramEnd"/>
-      <w:r>
-        <w:rPr>
-          <w:rFonts w:ascii="Arial" w:hAnsi="Arial" w:cs="Arial"/>
-          <w:sz w:val="22"/>
-          <w:szCs w:val="22"/>
-        </w:rPr>
-        <w:t>. Facility acceptance must be based on verified information where available. If acceptance has not been confirmed, the platform clearly communicates that limitation, ensuring no misleading implications about proximity guaranteeing suitability.</w:t>
+        <w:t>The objective is not simply to display nearby facilities; it is to help residents identify a location that is appropriate for their particular item. Facility acceptance must be based on verified information where available. If acceptance has not been confirmed, the platform clearly communicates that limitation, ensuring no misleading implications about proximity guaranteeing suitability.</w:t>
       </w:r>
     </w:p>
     <w:p>
@@ -3497,23 +3143,13 @@
           <w:szCs w:val="22"/>
         </w:rPr>
       </w:pPr>
-      <w:proofErr w:type="spellStart"/>
-      <w:r>
-        <w:rPr>
-          <w:rFonts w:ascii="Arial" w:hAnsi="Arial" w:cs="Arial"/>
-          <w:sz w:val="22"/>
-          <w:szCs w:val="22"/>
-        </w:rPr>
-        <w:t>BinGo</w:t>
-      </w:r>
-      <w:proofErr w:type="spellEnd"/>
-      <w:r>
-        <w:rPr>
-          <w:rFonts w:ascii="Arial" w:hAnsi="Arial" w:cs="Arial"/>
-          <w:sz w:val="22"/>
-          <w:szCs w:val="22"/>
-        </w:rPr>
-        <w:t xml:space="preserve"> showcases relevant collection schedules, including dates, time windows, service areas, accepted waste categories, and instructions for residents.</w:t>
+      <w:r>
+        <w:rPr>
+          <w:rFonts w:ascii="Arial" w:hAnsi="Arial" w:cs="Arial"/>
+          <w:sz w:val="22"/>
+          <w:szCs w:val="22"/>
+        </w:rPr>
+        <w:t>BinGo showcases relevant collection schedules, including dates, time windows, service areas, accepted waste categories, and instructions for residents.</w:t>
       </w:r>
     </w:p>
     <w:p>
@@ -3677,23 +3313,13 @@
           <w:szCs w:val="22"/>
         </w:rPr>
       </w:pPr>
-      <w:proofErr w:type="spellStart"/>
-      <w:r>
-        <w:rPr>
-          <w:rFonts w:ascii="Arial" w:hAnsi="Arial" w:cs="Arial"/>
-          <w:sz w:val="22"/>
-          <w:szCs w:val="22"/>
-        </w:rPr>
-        <w:t>BinGo</w:t>
-      </w:r>
-      <w:proofErr w:type="spellEnd"/>
-      <w:r>
-        <w:rPr>
-          <w:rFonts w:ascii="Arial" w:hAnsi="Arial" w:cs="Arial"/>
-          <w:sz w:val="22"/>
-          <w:szCs w:val="22"/>
-        </w:rPr>
-        <w:t xml:space="preserve"> incorporates an eco-rewards mechanism to encourage sustained participation in eligible recycling and reuse activities.</w:t>
+      <w:r>
+        <w:rPr>
+          <w:rFonts w:ascii="Arial" w:hAnsi="Arial" w:cs="Arial"/>
+          <w:sz w:val="22"/>
+          <w:szCs w:val="22"/>
+        </w:rPr>
+        <w:t>BinGo incorporates an eco-rewards mechanism to encourage sustained participation in eligible recycling and reuse activities.</w:t>
       </w:r>
     </w:p>
     <w:p>
@@ -3773,23 +3399,13 @@
           <w:szCs w:val="22"/>
         </w:rPr>
       </w:pPr>
-      <w:proofErr w:type="spellStart"/>
-      <w:r>
-        <w:rPr>
-          <w:rFonts w:ascii="Arial" w:hAnsi="Arial" w:cs="Arial"/>
-          <w:sz w:val="22"/>
-          <w:szCs w:val="22"/>
-        </w:rPr>
-        <w:t>BinGo's</w:t>
-      </w:r>
-      <w:proofErr w:type="spellEnd"/>
-      <w:r>
-        <w:rPr>
-          <w:rFonts w:ascii="Arial" w:hAnsi="Arial" w:cs="Arial"/>
-          <w:sz w:val="22"/>
-          <w:szCs w:val="22"/>
-        </w:rPr>
-        <w:t xml:space="preserve"> advantage lies in how these functions work together. Identification informs the disposal decision; the map or schedule provides the next step; booking and reporting create a record of service activity; and verification establishes accountability for rewards.</w:t>
+      <w:r>
+        <w:rPr>
+          <w:rFonts w:ascii="Arial" w:hAnsi="Arial" w:cs="Arial"/>
+          <w:sz w:val="22"/>
+          <w:szCs w:val="22"/>
+        </w:rPr>
+        <w:t>BinGo's advantage lies in how these functions work together. Identification informs the disposal decision; the map or schedule provides the next step; booking and reporting create a record of service activity; and verification establishes accountability for rewards.</w:t>
       </w:r>
     </w:p>
     <w:p>
@@ -3872,89 +3488,43 @@
           <w:szCs w:val="22"/>
         </w:rPr>
       </w:pPr>
-      <w:proofErr w:type="spellStart"/>
-      <w:r>
-        <w:rPr>
-          <w:rFonts w:ascii="Arial" w:hAnsi="Arial" w:cs="Arial"/>
-          <w:sz w:val="22"/>
-          <w:szCs w:val="22"/>
-        </w:rPr>
-        <w:t>BinGo's</w:t>
-      </w:r>
-      <w:proofErr w:type="spellEnd"/>
-      <w:r>
-        <w:rPr>
-          <w:rFonts w:ascii="Arial" w:hAnsi="Arial" w:cs="Arial"/>
-          <w:sz w:val="22"/>
-          <w:szCs w:val="22"/>
-        </w:rPr>
-        <w:t xml:space="preserve"> innovation is primarily in its service design and integration, supported by technology where it adds practical value. Rather than treating waste identification, recycling information, collection bookings and issue reporting as separate functions, </w:t>
-      </w:r>
-      <w:proofErr w:type="spellStart"/>
-      <w:r>
-        <w:rPr>
-          <w:rFonts w:ascii="Arial" w:hAnsi="Arial" w:cs="Arial"/>
-          <w:sz w:val="22"/>
-          <w:szCs w:val="22"/>
-        </w:rPr>
-        <w:t>BinGo</w:t>
-      </w:r>
-      <w:proofErr w:type="spellEnd"/>
-      <w:r>
-        <w:rPr>
-          <w:rFonts w:ascii="Arial" w:hAnsi="Arial" w:cs="Arial"/>
-          <w:sz w:val="22"/>
-          <w:szCs w:val="22"/>
-        </w:rPr>
-        <w:t xml:space="preserve"> connects them into a practical journey from identifying an item to completing and verifying the appropriate action.</w:t>
-      </w:r>
-    </w:p>
-    <w:p>
-      <w:pPr>
-        <w:spacing w:line="360" w:lineRule="auto"/>
-        <w:jc w:val="both"/>
-        <w:rPr>
-          <w:rFonts w:ascii="Arial" w:hAnsi="Arial" w:cs="Arial"/>
-          <w:sz w:val="22"/>
-          <w:szCs w:val="22"/>
-        </w:rPr>
-      </w:pPr>
-    </w:p>
-    <w:p>
-      <w:pPr>
-        <w:spacing w:line="360" w:lineRule="auto"/>
-        <w:jc w:val="both"/>
-        <w:rPr>
-          <w:rFonts w:ascii="Arial" w:hAnsi="Arial" w:cs="Arial"/>
-          <w:sz w:val="22"/>
-          <w:szCs w:val="22"/>
-        </w:rPr>
-      </w:pPr>
-      <w:r>
-        <w:rPr>
-          <w:rFonts w:ascii="Arial" w:hAnsi="Arial" w:cs="Arial"/>
-          <w:sz w:val="22"/>
-          <w:szCs w:val="22"/>
-        </w:rPr>
-        <w:t xml:space="preserve">The following comparison illustrates how </w:t>
-      </w:r>
-      <w:proofErr w:type="spellStart"/>
-      <w:r>
-        <w:rPr>
-          <w:rFonts w:ascii="Arial" w:hAnsi="Arial" w:cs="Arial"/>
-          <w:sz w:val="22"/>
-          <w:szCs w:val="22"/>
-        </w:rPr>
-        <w:t>BinGo’s</w:t>
-      </w:r>
-      <w:proofErr w:type="spellEnd"/>
-      <w:r>
-        <w:rPr>
-          <w:rFonts w:ascii="Arial" w:hAnsi="Arial" w:cs="Arial"/>
-          <w:sz w:val="22"/>
-          <w:szCs w:val="22"/>
-        </w:rPr>
-        <w:t xml:space="preserve"> proposed approach differs from common waste-management methods.</w:t>
+      <w:r>
+        <w:rPr>
+          <w:rFonts w:ascii="Arial" w:hAnsi="Arial" w:cs="Arial"/>
+          <w:sz w:val="22"/>
+          <w:szCs w:val="22"/>
+        </w:rPr>
+        <w:t>BinGo's innovation is primarily in its service design and integration, supported by technology where it adds practical value. Rather than treating waste identification, recycling information, collection bookings and issue reporting as separate functions, BinGo connects them into a practical journey from identifying an item to completing and verifying the appropriate action.</w:t>
+      </w:r>
+    </w:p>
+    <w:p>
+      <w:pPr>
+        <w:spacing w:line="360" w:lineRule="auto"/>
+        <w:jc w:val="both"/>
+        <w:rPr>
+          <w:rFonts w:ascii="Arial" w:hAnsi="Arial" w:cs="Arial"/>
+          <w:sz w:val="22"/>
+          <w:szCs w:val="22"/>
+        </w:rPr>
+      </w:pPr>
+    </w:p>
+    <w:p>
+      <w:pPr>
+        <w:spacing w:line="360" w:lineRule="auto"/>
+        <w:jc w:val="both"/>
+        <w:rPr>
+          <w:rFonts w:ascii="Arial" w:hAnsi="Arial" w:cs="Arial"/>
+          <w:sz w:val="22"/>
+          <w:szCs w:val="22"/>
+        </w:rPr>
+      </w:pPr>
+      <w:r>
+        <w:rPr>
+          <w:rFonts w:ascii="Arial" w:hAnsi="Arial" w:cs="Arial"/>
+          <w:sz w:val="22"/>
+          <w:szCs w:val="22"/>
+        </w:rPr>
+        <w:t>The following comparison illustrates how BinGo’s proposed approach differs from common waste-management methods.</w:t>
       </w:r>
     </w:p>
     <w:tbl>
@@ -4088,7 +3658,6 @@
                 <w:szCs w:val="22"/>
               </w:rPr>
             </w:pPr>
-            <w:proofErr w:type="spellStart"/>
             <w:r>
               <w:rPr>
                 <w:rFonts w:ascii="Arial" w:hAnsi="Arial" w:cs="Arial"/>
@@ -4097,18 +3666,7 @@
                 <w:sz w:val="22"/>
                 <w:szCs w:val="22"/>
               </w:rPr>
-              <w:t>BinGo’s</w:t>
-            </w:r>
-            <w:proofErr w:type="spellEnd"/>
-            <w:r>
-              <w:rPr>
-                <w:rFonts w:ascii="Arial" w:hAnsi="Arial" w:cs="Arial"/>
-                <w:b/>
-                <w:bCs/>
-                <w:sz w:val="22"/>
-                <w:szCs w:val="22"/>
-              </w:rPr>
-              <w:t xml:space="preserve"> Proposed Approach</w:t>
+              <w:t>BinGo’s Proposed Approach</w:t>
             </w:r>
           </w:p>
         </w:tc>
@@ -4933,25 +4491,7 @@
           <w:sz w:val="22"/>
           <w:szCs w:val="22"/>
         </w:rPr>
-        <w:t xml:space="preserve">Note: The “typical existing approach” column describes common limitations that </w:t>
-      </w:r>
-      <w:proofErr w:type="spellStart"/>
-      <w:r>
-        <w:rPr>
-          <w:rFonts w:ascii="Arial" w:hAnsi="Arial" w:cs="Arial"/>
-          <w:sz w:val="22"/>
-          <w:szCs w:val="22"/>
-        </w:rPr>
-        <w:t>BinGo</w:t>
-      </w:r>
-      <w:proofErr w:type="spellEnd"/>
-      <w:r>
-        <w:rPr>
-          <w:rFonts w:ascii="Arial" w:hAnsi="Arial" w:cs="Arial"/>
-          <w:sz w:val="22"/>
-          <w:szCs w:val="22"/>
-        </w:rPr>
-        <w:t xml:space="preserve"> aims to address, not every existing waste-management platform. Some services may already offer similar capabilities.</w:t>
+        <w:t>Note: The “typical existing approach” column describes common limitations that BinGo aims to address, not every existing waste-management platform. Some services may already offer similar capabilities.</w:t>
       </w:r>
     </w:p>
     <w:p>
@@ -5051,60 +4591,32 @@
           <w:szCs w:val="22"/>
         </w:rPr>
       </w:pPr>
-      <w:proofErr w:type="spellStart"/>
-      <w:r>
-        <w:rPr>
-          <w:rFonts w:ascii="Arial" w:hAnsi="Arial" w:cs="Arial"/>
-          <w:sz w:val="22"/>
-          <w:szCs w:val="22"/>
-        </w:rPr>
-        <w:t>BinGo</w:t>
-      </w:r>
-      <w:proofErr w:type="spellEnd"/>
-      <w:r>
-        <w:rPr>
-          <w:rFonts w:ascii="Arial" w:hAnsi="Arial" w:cs="Arial"/>
-          <w:sz w:val="22"/>
-          <w:szCs w:val="22"/>
-        </w:rPr>
-        <w:t xml:space="preserve"> connects waste classification with disposal guidance, suitable locations, collection options, and follow-up. Instead of leaving residents to work out the next step independently, the platform guides them from identifying an item to choosing an appropriate disposal route, arranging a service where necessary, and tracking the outcome.</w:t>
-      </w:r>
-    </w:p>
-    <w:p>
-      <w:pPr>
-        <w:spacing w:line="360" w:lineRule="auto"/>
-        <w:jc w:val="both"/>
-        <w:rPr>
-          <w:rFonts w:ascii="Arial" w:hAnsi="Arial" w:cs="Arial"/>
-          <w:sz w:val="22"/>
-          <w:szCs w:val="22"/>
-        </w:rPr>
-      </w:pPr>
-      <w:r>
-        <w:rPr>
-          <w:rFonts w:ascii="Arial" w:hAnsi="Arial" w:cs="Arial"/>
-          <w:sz w:val="22"/>
-          <w:szCs w:val="22"/>
-        </w:rPr>
-        <w:t xml:space="preserve">The objective is to reduce the gap between obtaining information and completing an appropriate action. This makes </w:t>
-      </w:r>
-      <w:proofErr w:type="spellStart"/>
-      <w:r>
-        <w:rPr>
-          <w:rFonts w:ascii="Arial" w:hAnsi="Arial" w:cs="Arial"/>
-          <w:sz w:val="22"/>
-          <w:szCs w:val="22"/>
-        </w:rPr>
-        <w:t>BinGo</w:t>
-      </w:r>
-      <w:proofErr w:type="spellEnd"/>
-      <w:r>
-        <w:rPr>
-          <w:rFonts w:ascii="Arial" w:hAnsi="Arial" w:cs="Arial"/>
-          <w:sz w:val="22"/>
-          <w:szCs w:val="22"/>
-        </w:rPr>
-        <w:t xml:space="preserve"> more than a directory of recycling facilities; it is designed to support the complete disposal journey.</w:t>
+      <w:r>
+        <w:rPr>
+          <w:rFonts w:ascii="Arial" w:hAnsi="Arial" w:cs="Arial"/>
+          <w:sz w:val="22"/>
+          <w:szCs w:val="22"/>
+        </w:rPr>
+        <w:t>BinGo connects waste classification with disposal guidance, suitable locations, collection options, and follow-up. Instead of leaving residents to work out the next step independently, the platform guides them from identifying an item to choosing an appropriate disposal route, arranging a service where necessary, and tracking the outcome.</w:t>
+      </w:r>
+    </w:p>
+    <w:p>
+      <w:pPr>
+        <w:spacing w:line="360" w:lineRule="auto"/>
+        <w:jc w:val="both"/>
+        <w:rPr>
+          <w:rFonts w:ascii="Arial" w:hAnsi="Arial" w:cs="Arial"/>
+          <w:sz w:val="22"/>
+          <w:szCs w:val="22"/>
+        </w:rPr>
+      </w:pPr>
+      <w:r>
+        <w:rPr>
+          <w:rFonts w:ascii="Arial" w:hAnsi="Arial" w:cs="Arial"/>
+          <w:sz w:val="22"/>
+          <w:szCs w:val="22"/>
+        </w:rPr>
+        <w:t>The objective is to reduce the gap between obtaining information and completing an appropriate action. This makes BinGo more than a directory of recycling facilities; it is designed to support the complete disposal journey.</w:t>
       </w:r>
     </w:p>
     <w:p>
@@ -5164,23 +4676,13 @@
           <w:szCs w:val="22"/>
         </w:rPr>
       </w:pPr>
-      <w:proofErr w:type="spellStart"/>
-      <w:r>
-        <w:rPr>
-          <w:rFonts w:ascii="Arial" w:hAnsi="Arial" w:cs="Arial"/>
-          <w:sz w:val="22"/>
-          <w:szCs w:val="22"/>
-        </w:rPr>
-        <w:t>BinGo</w:t>
-      </w:r>
-      <w:proofErr w:type="spellEnd"/>
-      <w:r>
-        <w:rPr>
-          <w:rFonts w:ascii="Arial" w:hAnsi="Arial" w:cs="Arial"/>
-          <w:sz w:val="22"/>
-          <w:szCs w:val="22"/>
-        </w:rPr>
-        <w:t xml:space="preserve"> therefore emphasises matching item categories with documented facility acceptance criteria and available collection arrangements. Where information is incomplete or acceptance cannot be confirmed, the platform communicates that uncertainty and directs residents to seek confirmation.</w:t>
+      <w:r>
+        <w:rPr>
+          <w:rFonts w:ascii="Arial" w:hAnsi="Arial" w:cs="Arial"/>
+          <w:sz w:val="22"/>
+          <w:szCs w:val="22"/>
+        </w:rPr>
+        <w:t>BinGo therefore emphasises matching item categories with documented facility acceptance criteria and available collection arrangements. Where information is incomplete or acceptance cannot be confirmed, the platform communicates that uncertainty and directs residents to seek confirmation.</w:t>
       </w:r>
     </w:p>
     <w:p>
@@ -5259,23 +4761,13 @@
           <w:szCs w:val="22"/>
         </w:rPr>
       </w:pPr>
-      <w:proofErr w:type="spellStart"/>
-      <w:r>
-        <w:rPr>
-          <w:rFonts w:ascii="Arial" w:hAnsi="Arial" w:cs="Arial"/>
-          <w:sz w:val="22"/>
-          <w:szCs w:val="22"/>
-        </w:rPr>
-        <w:t>BinGo</w:t>
-      </w:r>
-      <w:proofErr w:type="spellEnd"/>
-      <w:r>
-        <w:rPr>
-          <w:rFonts w:ascii="Arial" w:hAnsi="Arial" w:cs="Arial"/>
-          <w:sz w:val="22"/>
-          <w:szCs w:val="22"/>
-        </w:rPr>
-        <w:t xml:space="preserve"> uses AI to assist with waste identification and provide disposal suggestions, but AI does not make the final disposal decision. Residents can review and correct classifications, while uncertain or unsupported cases can be referred to property management or an appropriate service provider.</w:t>
+      <w:r>
+        <w:rPr>
+          <w:rFonts w:ascii="Arial" w:hAnsi="Arial" w:cs="Arial"/>
+          <w:sz w:val="22"/>
+          <w:szCs w:val="22"/>
+        </w:rPr>
+        <w:t>BinGo uses AI to assist with waste identification and provide disposal suggestions, but AI does not make the final disposal decision. Residents can review and correct classifications, while uncertain or unsupported cases can be referred to property management or an appropriate service provider.</w:t>
       </w:r>
     </w:p>
     <w:p>
@@ -5313,25 +4805,7 @@
           <w:sz w:val="22"/>
           <w:szCs w:val="22"/>
         </w:rPr>
-        <w:t xml:space="preserve">By distinguishing suggestions from confirmed information and submitted requests from completed outcomes, </w:t>
-      </w:r>
-      <w:proofErr w:type="spellStart"/>
-      <w:r>
-        <w:rPr>
-          <w:rFonts w:ascii="Arial" w:hAnsi="Arial" w:cs="Arial"/>
-          <w:sz w:val="22"/>
-          <w:szCs w:val="22"/>
-        </w:rPr>
-        <w:t>BinGo</w:t>
-      </w:r>
-      <w:proofErr w:type="spellEnd"/>
-      <w:r>
-        <w:rPr>
-          <w:rFonts w:ascii="Arial" w:hAnsi="Arial" w:cs="Arial"/>
-          <w:sz w:val="22"/>
-          <w:szCs w:val="22"/>
-        </w:rPr>
-        <w:t xml:space="preserve"> aims to build trust and make the platform more accountable for real-world service delivery.</w:t>
+        <w:t>By distinguishing suggestions from confirmed information and submitted requests from completed outcomes, BinGo aims to build trust and make the platform more accountable for real-world service delivery.</w:t>
       </w:r>
     </w:p>
     <w:p>
@@ -5372,97 +4846,51 @@
           <w:szCs w:val="22"/>
         </w:rPr>
       </w:pPr>
-      <w:proofErr w:type="spellStart"/>
-      <w:r>
-        <w:rPr>
-          <w:rFonts w:ascii="Arial" w:hAnsi="Arial" w:cs="Arial"/>
-          <w:sz w:val="22"/>
-          <w:szCs w:val="22"/>
-        </w:rPr>
-        <w:t>BinGo</w:t>
-      </w:r>
-      <w:proofErr w:type="spellEnd"/>
-      <w:r>
-        <w:rPr>
-          <w:rFonts w:ascii="Arial" w:hAnsi="Arial" w:cs="Arial"/>
-          <w:sz w:val="22"/>
-          <w:szCs w:val="22"/>
-        </w:rPr>
-        <w:t xml:space="preserve"> extends beyond helping residents decide how to dispose of waste. It also allows them to submit structured reports, track collection requests, and view updates on the progress of reported issues.</w:t>
-      </w:r>
-    </w:p>
-    <w:p>
-      <w:pPr>
-        <w:spacing w:line="360" w:lineRule="auto"/>
-        <w:jc w:val="both"/>
-        <w:rPr>
-          <w:rFonts w:ascii="Arial" w:hAnsi="Arial" w:cs="Arial"/>
-          <w:sz w:val="22"/>
-          <w:szCs w:val="22"/>
-        </w:rPr>
-      </w:pPr>
-      <w:r>
-        <w:rPr>
-          <w:rFonts w:ascii="Arial" w:hAnsi="Arial" w:cs="Arial"/>
-          <w:sz w:val="22"/>
-          <w:szCs w:val="22"/>
-        </w:rPr>
-        <w:t xml:space="preserve">Each report can have a reference ID and a status, helping residents understand whether their concern has been received, reviewed, or resolved. At the same time, structured booking and reporting records could help management identify recurring collection problems, locations with frequent complaints, and demand for </w:t>
-      </w:r>
-      <w:proofErr w:type="gramStart"/>
-      <w:r>
-        <w:rPr>
-          <w:rFonts w:ascii="Arial" w:hAnsi="Arial" w:cs="Arial"/>
-          <w:sz w:val="22"/>
-          <w:szCs w:val="22"/>
-        </w:rPr>
-        <w:t>particular services</w:t>
-      </w:r>
-      <w:proofErr w:type="gramEnd"/>
-      <w:r>
-        <w:rPr>
-          <w:rFonts w:ascii="Arial" w:hAnsi="Arial" w:cs="Arial"/>
-          <w:sz w:val="22"/>
-          <w:szCs w:val="22"/>
-        </w:rPr>
-        <w:t>.</w:t>
-      </w:r>
-    </w:p>
-    <w:p>
-      <w:pPr>
-        <w:spacing w:line="360" w:lineRule="auto"/>
-        <w:jc w:val="both"/>
-        <w:rPr>
-          <w:rFonts w:ascii="Arial" w:hAnsi="Arial" w:cs="Arial"/>
-          <w:sz w:val="22"/>
-          <w:szCs w:val="22"/>
-        </w:rPr>
-      </w:pPr>
-      <w:r>
-        <w:rPr>
-          <w:rFonts w:ascii="Arial" w:hAnsi="Arial" w:cs="Arial"/>
-          <w:sz w:val="22"/>
-          <w:szCs w:val="22"/>
-        </w:rPr>
-        <w:t xml:space="preserve">These insights could inform operational improvements and future service planning, </w:t>
-      </w:r>
-      <w:proofErr w:type="gramStart"/>
-      <w:r>
-        <w:rPr>
-          <w:rFonts w:ascii="Arial" w:hAnsi="Arial" w:cs="Arial"/>
-          <w:sz w:val="22"/>
-          <w:szCs w:val="22"/>
-        </w:rPr>
-        <w:t>provided that</w:t>
-      </w:r>
-      <w:proofErr w:type="gramEnd"/>
-      <w:r>
-        <w:rPr>
-          <w:rFonts w:ascii="Arial" w:hAnsi="Arial" w:cs="Arial"/>
-          <w:sz w:val="22"/>
-          <w:szCs w:val="22"/>
-        </w:rPr>
-        <w:t xml:space="preserve"> records are accurate, personal information is appropriately protected, and management teams consistently update request statuses.</w:t>
+      <w:r>
+        <w:rPr>
+          <w:rFonts w:ascii="Arial" w:hAnsi="Arial" w:cs="Arial"/>
+          <w:sz w:val="22"/>
+          <w:szCs w:val="22"/>
+        </w:rPr>
+        <w:t>BinGo extends beyond helping residents decide how to dispose of waste. It also allows them to submit structured reports, track collection requests, and view updates on the progress of reported issues.</w:t>
+      </w:r>
+    </w:p>
+    <w:p>
+      <w:pPr>
+        <w:spacing w:line="360" w:lineRule="auto"/>
+        <w:jc w:val="both"/>
+        <w:rPr>
+          <w:rFonts w:ascii="Arial" w:hAnsi="Arial" w:cs="Arial"/>
+          <w:sz w:val="22"/>
+          <w:szCs w:val="22"/>
+        </w:rPr>
+      </w:pPr>
+      <w:r>
+        <w:rPr>
+          <w:rFonts w:ascii="Arial" w:hAnsi="Arial" w:cs="Arial"/>
+          <w:sz w:val="22"/>
+          <w:szCs w:val="22"/>
+        </w:rPr>
+        <w:t>Each report can have a reference ID and a status, helping residents understand whether their concern has been received, reviewed, or resolved. At the same time, structured booking and reporting records could help management identify recurring collection problems, locations with frequent complaints, and demand for particular services.</w:t>
+      </w:r>
+    </w:p>
+    <w:p>
+      <w:pPr>
+        <w:spacing w:line="360" w:lineRule="auto"/>
+        <w:jc w:val="both"/>
+        <w:rPr>
+          <w:rFonts w:ascii="Arial" w:hAnsi="Arial" w:cs="Arial"/>
+          <w:sz w:val="22"/>
+          <w:szCs w:val="22"/>
+        </w:rPr>
+      </w:pPr>
+      <w:r>
+        <w:rPr>
+          <w:rFonts w:ascii="Arial" w:hAnsi="Arial" w:cs="Arial"/>
+          <w:sz w:val="22"/>
+          <w:szCs w:val="22"/>
+        </w:rPr>
+        <w:t>These insights could inform operational improvements and future service planning, provided that records are accurate, personal information is appropriately protected, and management teams consistently update request statuses.</w:t>
       </w:r>
     </w:p>
     <w:p>
@@ -5541,23 +4969,13 @@
           <w:szCs w:val="22"/>
         </w:rPr>
       </w:pPr>
-      <w:proofErr w:type="spellStart"/>
-      <w:r>
-        <w:rPr>
-          <w:rFonts w:ascii="Arial" w:hAnsi="Arial" w:cs="Arial"/>
-          <w:sz w:val="22"/>
-          <w:szCs w:val="22"/>
-        </w:rPr>
-        <w:t>BinGo</w:t>
-      </w:r>
-      <w:proofErr w:type="spellEnd"/>
-      <w:r>
-        <w:rPr>
-          <w:rFonts w:ascii="Arial" w:hAnsi="Arial" w:cs="Arial"/>
-          <w:sz w:val="22"/>
-          <w:szCs w:val="22"/>
-        </w:rPr>
-        <w:t xml:space="preserve"> promotes reuse and donation alongside recycling and appropriate disposal. This broadens residents' options, encouraging them to go beyond simply deciding which bin to use, considering whether unwanted items can remain useful.</w:t>
+      <w:r>
+        <w:rPr>
+          <w:rFonts w:ascii="Arial" w:hAnsi="Arial" w:cs="Arial"/>
+          <w:sz w:val="22"/>
+          <w:szCs w:val="22"/>
+        </w:rPr>
+        <w:t>BinGo promotes reuse and donation alongside recycling and appropriate disposal. This broadens residents' options, encouraging them to go beyond simply deciding which bin to use, considering whether unwanted items can remain useful.</w:t>
       </w:r>
     </w:p>
     <w:p>
@@ -5624,70 +5042,26 @@
           <w:rStyle w:val="Strong"/>
           <w:color w:val="auto"/>
         </w:rPr>
-        <w:t xml:space="preserve">Summary of </w:t>
-      </w:r>
-      <w:proofErr w:type="spellStart"/>
-      <w:r>
-        <w:rPr>
-          <w:rStyle w:val="Strong"/>
-          <w:color w:val="auto"/>
-        </w:rPr>
-        <w:t>BinGo's</w:t>
-      </w:r>
-      <w:proofErr w:type="spellEnd"/>
-      <w:r>
-        <w:rPr>
-          <w:rStyle w:val="Strong"/>
-          <w:color w:val="auto"/>
-        </w:rPr>
-        <w:t xml:space="preserve"> Innovation</w:t>
-      </w:r>
-    </w:p>
-    <w:p>
-      <w:pPr>
-        <w:spacing w:line="360" w:lineRule="auto"/>
-        <w:jc w:val="both"/>
-        <w:rPr>
-          <w:rFonts w:ascii="Arial" w:hAnsi="Arial" w:cs="Arial"/>
-          <w:sz w:val="22"/>
-          <w:szCs w:val="22"/>
-        </w:rPr>
-      </w:pPr>
-      <w:proofErr w:type="spellStart"/>
-      <w:r>
-        <w:rPr>
-          <w:rFonts w:ascii="Arial" w:hAnsi="Arial" w:cs="Arial"/>
-          <w:sz w:val="22"/>
-          <w:szCs w:val="22"/>
-        </w:rPr>
-        <w:t>BinGo's</w:t>
-      </w:r>
-      <w:proofErr w:type="spellEnd"/>
-      <w:r>
-        <w:rPr>
-          <w:rFonts w:ascii="Arial" w:hAnsi="Arial" w:cs="Arial"/>
-          <w:sz w:val="22"/>
-          <w:szCs w:val="22"/>
-        </w:rPr>
-        <w:t xml:space="preserve"> innovation is not simply the use of AI or the combination of multiple features in one application. It is the integration of locally relevant disposal guidance, practical waste services, transparent follow-up, management accountability, and verified environmental action into a single resident-focused platform. By connecting these elements, </w:t>
-      </w:r>
-      <w:proofErr w:type="spellStart"/>
-      <w:r>
-        <w:rPr>
-          <w:rFonts w:ascii="Arial" w:hAnsi="Arial" w:cs="Arial"/>
-          <w:sz w:val="22"/>
-          <w:szCs w:val="22"/>
-        </w:rPr>
-        <w:t>BinGo</w:t>
-      </w:r>
-      <w:proofErr w:type="spellEnd"/>
-      <w:r>
-        <w:rPr>
-          <w:rFonts w:ascii="Arial" w:hAnsi="Arial" w:cs="Arial"/>
-          <w:sz w:val="22"/>
-          <w:szCs w:val="22"/>
-        </w:rPr>
-        <w:t xml:space="preserve"> aims to make responsible disposal easier to complete, easier to monitor, and easier to improve over time.</w:t>
+        <w:t>Summary of BinGo's Innovation</w:t>
+      </w:r>
+    </w:p>
+    <w:p>
+      <w:pPr>
+        <w:spacing w:line="360" w:lineRule="auto"/>
+        <w:jc w:val="both"/>
+        <w:rPr>
+          <w:rFonts w:ascii="Arial" w:hAnsi="Arial" w:cs="Arial"/>
+          <w:sz w:val="22"/>
+          <w:szCs w:val="22"/>
+        </w:rPr>
+      </w:pPr>
+      <w:r>
+        <w:rPr>
+          <w:rFonts w:ascii="Arial" w:hAnsi="Arial" w:cs="Arial"/>
+          <w:sz w:val="22"/>
+          <w:szCs w:val="22"/>
+        </w:rPr>
+        <w:t>BinGo's innovation is not simply the use of AI or the combination of multiple features in one application. It is the integration of locally relevant disposal guidance, practical waste services, transparent follow-up, management accountability, and verified environmental action into a single resident-focused platform. By connecting these elements, BinGo aims to make responsible disposal easier to complete, easier to monitor, and easier to improve over time.</w:t>
       </w:r>
     </w:p>
     <w:p>
@@ -5751,23 +5125,13 @@
           <w:szCs w:val="22"/>
         </w:rPr>
       </w:pPr>
-      <w:proofErr w:type="spellStart"/>
-      <w:r>
-        <w:rPr>
-          <w:rFonts w:ascii="Arial" w:hAnsi="Arial" w:cs="Arial"/>
-          <w:sz w:val="22"/>
-          <w:szCs w:val="22"/>
-        </w:rPr>
-        <w:t>BinGo</w:t>
-      </w:r>
-      <w:proofErr w:type="spellEnd"/>
-      <w:r>
-        <w:rPr>
-          <w:rFonts w:ascii="Arial" w:hAnsi="Arial" w:cs="Arial"/>
-          <w:sz w:val="22"/>
-          <w:szCs w:val="22"/>
-        </w:rPr>
-        <w:t xml:space="preserve"> can be demonstrated through three practical scenarios.</w:t>
+      <w:r>
+        <w:rPr>
+          <w:rFonts w:ascii="Arial" w:hAnsi="Arial" w:cs="Arial"/>
+          <w:sz w:val="22"/>
+          <w:szCs w:val="22"/>
+        </w:rPr>
+        <w:t>BinGo can be demonstrated through three practical scenarios.</w:t>
       </w:r>
     </w:p>
     <w:p>
@@ -5835,23 +5199,13 @@
           <w:szCs w:val="22"/>
         </w:rPr>
       </w:pPr>
-      <w:proofErr w:type="spellStart"/>
-      <w:r>
-        <w:rPr>
-          <w:rFonts w:ascii="Arial" w:hAnsi="Arial" w:cs="Arial"/>
-          <w:sz w:val="22"/>
-          <w:szCs w:val="22"/>
-        </w:rPr>
-        <w:t>BinGo</w:t>
-      </w:r>
-      <w:proofErr w:type="spellEnd"/>
-      <w:r>
-        <w:rPr>
-          <w:rFonts w:ascii="Arial" w:hAnsi="Arial" w:cs="Arial"/>
-          <w:sz w:val="22"/>
-          <w:szCs w:val="22"/>
-        </w:rPr>
-        <w:t xml:space="preserve"> provides relevant classification guidance and handling precautions.</w:t>
+      <w:r>
+        <w:rPr>
+          <w:rFonts w:ascii="Arial" w:hAnsi="Arial" w:cs="Arial"/>
+          <w:sz w:val="22"/>
+          <w:szCs w:val="22"/>
+        </w:rPr>
+        <w:t>BinGo provides relevant classification guidance and handling precautions.</w:t>
       </w:r>
     </w:p>
     <w:p>
@@ -6041,23 +5395,13 @@
           <w:szCs w:val="22"/>
         </w:rPr>
       </w:pPr>
-      <w:proofErr w:type="spellStart"/>
-      <w:r>
-        <w:rPr>
-          <w:rFonts w:ascii="Arial" w:hAnsi="Arial" w:cs="Arial"/>
-          <w:sz w:val="22"/>
-          <w:szCs w:val="22"/>
-        </w:rPr>
-        <w:t>BinGo</w:t>
-      </w:r>
-      <w:proofErr w:type="spellEnd"/>
-      <w:r>
-        <w:rPr>
-          <w:rFonts w:ascii="Arial" w:hAnsi="Arial" w:cs="Arial"/>
-          <w:sz w:val="22"/>
-          <w:szCs w:val="22"/>
-        </w:rPr>
-        <w:t xml:space="preserve"> displays available disposal routes and eligibility requirements.</w:t>
+      <w:r>
+        <w:rPr>
+          <w:rFonts w:ascii="Arial" w:hAnsi="Arial" w:cs="Arial"/>
+          <w:sz w:val="22"/>
+          <w:szCs w:val="22"/>
+        </w:rPr>
+        <w:t>BinGo displays available disposal routes and eligibility requirements.</w:t>
       </w:r>
     </w:p>
     <w:p>
@@ -6268,23 +5612,13 @@
           <w:szCs w:val="22"/>
         </w:rPr>
       </w:pPr>
-      <w:proofErr w:type="spellStart"/>
-      <w:r>
-        <w:rPr>
-          <w:rFonts w:ascii="Arial" w:hAnsi="Arial" w:cs="Arial"/>
-          <w:sz w:val="22"/>
-          <w:szCs w:val="22"/>
-        </w:rPr>
-        <w:t>BinGo</w:t>
-      </w:r>
-      <w:proofErr w:type="spellEnd"/>
-      <w:r>
-        <w:rPr>
-          <w:rFonts w:ascii="Arial" w:hAnsi="Arial" w:cs="Arial"/>
-          <w:sz w:val="22"/>
-          <w:szCs w:val="22"/>
-        </w:rPr>
-        <w:t xml:space="preserve"> generates a report ID and records the submission.</w:t>
+      <w:r>
+        <w:rPr>
+          <w:rFonts w:ascii="Arial" w:hAnsi="Arial" w:cs="Arial"/>
+          <w:sz w:val="22"/>
+          <w:szCs w:val="22"/>
+        </w:rPr>
+        <w:t>BinGo generates a report ID and records the submission.</w:t>
       </w:r>
     </w:p>
     <w:p>
@@ -6390,25 +5724,7 @@
           <w:sz w:val="22"/>
           <w:szCs w:val="22"/>
         </w:rPr>
-        <w:t xml:space="preserve">Together, these scenarios show that </w:t>
-      </w:r>
-      <w:proofErr w:type="spellStart"/>
-      <w:r>
-        <w:rPr>
-          <w:rFonts w:ascii="Arial" w:hAnsi="Arial" w:cs="Arial"/>
-          <w:sz w:val="22"/>
-          <w:szCs w:val="22"/>
-        </w:rPr>
-        <w:t>BinGo</w:t>
-      </w:r>
-      <w:proofErr w:type="spellEnd"/>
-      <w:r>
-        <w:rPr>
-          <w:rFonts w:ascii="Arial" w:hAnsi="Arial" w:cs="Arial"/>
-          <w:sz w:val="22"/>
-          <w:szCs w:val="22"/>
-        </w:rPr>
-        <w:t xml:space="preserve"> is designed to support complete service journeys, not merely individual screens or AI demonstrations.</w:t>
+        <w:t>Together, these scenarios show that BinGo is designed to support complete service journeys, not merely individual screens or AI demonstrations.</w:t>
       </w:r>
     </w:p>
     <w:p>
@@ -6666,25 +5982,7 @@
           <w:sz w:val="22"/>
           <w:szCs w:val="22"/>
         </w:rPr>
-        <w:t xml:space="preserve">Centralising schedules, facility details, and disposal guidance may reduce repeated </w:t>
-      </w:r>
-      <w:proofErr w:type="gramStart"/>
-      <w:r>
-        <w:rPr>
-          <w:rFonts w:ascii="Arial" w:hAnsi="Arial" w:cs="Arial"/>
-          <w:sz w:val="22"/>
-          <w:szCs w:val="22"/>
-        </w:rPr>
-        <w:t>enquiries</w:t>
-      </w:r>
-      <w:proofErr w:type="gramEnd"/>
-      <w:r>
-        <w:rPr>
-          <w:rFonts w:ascii="Arial" w:hAnsi="Arial" w:cs="Arial"/>
-          <w:sz w:val="22"/>
-          <w:szCs w:val="22"/>
-        </w:rPr>
-        <w:t xml:space="preserve"> and the effort residents spend finding information.</w:t>
+        <w:t>Centralising schedules, facility details, and disposal guidance may reduce repeated enquiries and the effort residents spend finding information.</w:t>
       </w:r>
     </w:p>
     <w:p>
@@ -6783,73 +6081,37 @@
           <w:sz w:val="22"/>
           <w:szCs w:val="22"/>
         </w:rPr>
-        <w:t xml:space="preserve"> Aggregated demand data may help management evaluate whether </w:t>
-      </w:r>
-      <w:proofErr w:type="gramStart"/>
-      <w:r>
-        <w:rPr>
-          <w:rFonts w:ascii="Arial" w:hAnsi="Arial" w:cs="Arial"/>
-          <w:sz w:val="22"/>
-          <w:szCs w:val="22"/>
-        </w:rPr>
-        <w:t>particular locations</w:t>
-      </w:r>
-      <w:proofErr w:type="gramEnd"/>
-      <w:r>
-        <w:rPr>
-          <w:rFonts w:ascii="Arial" w:hAnsi="Arial" w:cs="Arial"/>
-          <w:sz w:val="22"/>
-          <w:szCs w:val="22"/>
-        </w:rPr>
-        <w:t xml:space="preserve"> or waste categories require additional attention.</w:t>
-      </w:r>
-    </w:p>
-    <w:p>
-      <w:pPr>
-        <w:spacing w:line="360" w:lineRule="auto"/>
-        <w:jc w:val="both"/>
-        <w:rPr>
-          <w:rFonts w:ascii="Arial" w:hAnsi="Arial" w:cs="Arial"/>
-          <w:sz w:val="22"/>
-          <w:szCs w:val="22"/>
-        </w:rPr>
-      </w:pPr>
-    </w:p>
-    <w:p>
-      <w:pPr>
-        <w:spacing w:line="360" w:lineRule="auto"/>
-        <w:jc w:val="both"/>
-        <w:rPr>
-          <w:rFonts w:ascii="Arial" w:hAnsi="Arial" w:cs="Arial"/>
-          <w:sz w:val="22"/>
-          <w:szCs w:val="22"/>
-        </w:rPr>
-      </w:pPr>
-      <w:r>
-        <w:rPr>
-          <w:rFonts w:ascii="Arial" w:hAnsi="Arial" w:cs="Arial"/>
-          <w:sz w:val="22"/>
-          <w:szCs w:val="22"/>
-        </w:rPr>
-        <w:t xml:space="preserve">These benefits depend on accurate information, staff adoption, and the extent to which </w:t>
-      </w:r>
-      <w:proofErr w:type="spellStart"/>
-      <w:r>
-        <w:rPr>
-          <w:rFonts w:ascii="Arial" w:hAnsi="Arial" w:cs="Arial"/>
-          <w:sz w:val="22"/>
-          <w:szCs w:val="22"/>
-        </w:rPr>
-        <w:t>BinGo</w:t>
-      </w:r>
-      <w:proofErr w:type="spellEnd"/>
-      <w:r>
-        <w:rPr>
-          <w:rFonts w:ascii="Arial" w:hAnsi="Arial" w:cs="Arial"/>
-          <w:sz w:val="22"/>
-          <w:szCs w:val="22"/>
-        </w:rPr>
-        <w:t xml:space="preserve"> complements or integrates with existing systems.</w:t>
+        <w:t xml:space="preserve"> Aggregated demand data may help management evaluate whether particular locations or waste categories require additional attention.</w:t>
+      </w:r>
+    </w:p>
+    <w:p>
+      <w:pPr>
+        <w:spacing w:line="360" w:lineRule="auto"/>
+        <w:jc w:val="both"/>
+        <w:rPr>
+          <w:rFonts w:ascii="Arial" w:hAnsi="Arial" w:cs="Arial"/>
+          <w:sz w:val="22"/>
+          <w:szCs w:val="22"/>
+        </w:rPr>
+      </w:pPr>
+    </w:p>
+    <w:p>
+      <w:pPr>
+        <w:spacing w:line="360" w:lineRule="auto"/>
+        <w:jc w:val="both"/>
+        <w:rPr>
+          <w:rFonts w:ascii="Arial" w:hAnsi="Arial" w:cs="Arial"/>
+          <w:sz w:val="22"/>
+          <w:szCs w:val="22"/>
+        </w:rPr>
+      </w:pPr>
+      <w:r>
+        <w:rPr>
+          <w:rFonts w:ascii="Arial" w:hAnsi="Arial" w:cs="Arial"/>
+          <w:sz w:val="22"/>
+          <w:szCs w:val="22"/>
+        </w:rPr>
+        <w:t>These benefits depend on accurate information, staff adoption, and the extent to which BinGo complements or integrates with existing systems.</w:t>
       </w:r>
     </w:p>
     <w:p>
@@ -6891,23 +6153,13 @@
           <w:szCs w:val="22"/>
         </w:rPr>
       </w:pPr>
-      <w:proofErr w:type="spellStart"/>
-      <w:r>
-        <w:rPr>
-          <w:rFonts w:ascii="Arial" w:hAnsi="Arial" w:cs="Arial"/>
-          <w:sz w:val="22"/>
-          <w:szCs w:val="22"/>
-        </w:rPr>
-        <w:t>BinGo</w:t>
-      </w:r>
-      <w:proofErr w:type="spellEnd"/>
-      <w:r>
-        <w:rPr>
-          <w:rFonts w:ascii="Arial" w:hAnsi="Arial" w:cs="Arial"/>
-          <w:sz w:val="22"/>
-          <w:szCs w:val="22"/>
-        </w:rPr>
-        <w:t xml:space="preserve"> aims to make sustainable behaviour more convenient, improve confidence in disposal decisions, and provide clearer communication about service requests.</w:t>
+      <w:r>
+        <w:rPr>
+          <w:rFonts w:ascii="Arial" w:hAnsi="Arial" w:cs="Arial"/>
+          <w:sz w:val="22"/>
+          <w:szCs w:val="22"/>
+        </w:rPr>
+        <w:t>BinGo aims to make sustainable behaviour more convenient, improve confidence in disposal decisions, and provide clearer communication about service requests.</w:t>
       </w:r>
     </w:p>
     <w:p>
@@ -7940,25 +7192,7 @@
           <w:sz w:val="22"/>
           <w:szCs w:val="22"/>
         </w:rPr>
-        <w:t xml:space="preserve">These measures would help Sime Darby Property determine whether </w:t>
-      </w:r>
-      <w:proofErr w:type="spellStart"/>
-      <w:r>
-        <w:rPr>
-          <w:rFonts w:ascii="Arial" w:hAnsi="Arial" w:cs="Arial"/>
-          <w:sz w:val="22"/>
-          <w:szCs w:val="22"/>
-        </w:rPr>
-        <w:t>BinGo</w:t>
-      </w:r>
-      <w:proofErr w:type="spellEnd"/>
-      <w:r>
-        <w:rPr>
-          <w:rFonts w:ascii="Arial" w:hAnsi="Arial" w:cs="Arial"/>
-          <w:sz w:val="22"/>
-          <w:szCs w:val="22"/>
-        </w:rPr>
-        <w:t xml:space="preserve"> produces meaningful improvements and whether the benefits justify the cost of wider deployment.</w:t>
+        <w:t>These measures would help Sime Darby Property determine whether BinGo produces meaningful improvements and whether the benefits justify the cost of wider deployment.</w:t>
       </w:r>
     </w:p>
     <w:p>
@@ -8059,25 +7293,7 @@
           <w:sz w:val="22"/>
           <w:szCs w:val="22"/>
         </w:rPr>
-        <w:t xml:space="preserve"> A mobile-friendly interface that allows residents to access </w:t>
-      </w:r>
-      <w:proofErr w:type="spellStart"/>
-      <w:r>
-        <w:rPr>
-          <w:rFonts w:ascii="Arial" w:hAnsi="Arial" w:cs="Arial"/>
-          <w:sz w:val="22"/>
-          <w:szCs w:val="22"/>
-        </w:rPr>
-        <w:t>BinGo</w:t>
-      </w:r>
-      <w:proofErr w:type="spellEnd"/>
-      <w:r>
-        <w:rPr>
-          <w:rFonts w:ascii="Arial" w:hAnsi="Arial" w:cs="Arial"/>
-          <w:sz w:val="22"/>
-          <w:szCs w:val="22"/>
-        </w:rPr>
-        <w:t xml:space="preserve"> through a browser without requiring a fully developed native mobile application.</w:t>
+        <w:t xml:space="preserve"> A mobile-friendly interface that allows residents to access BinGo through a browser without requiring a fully developed native mobile application.</w:t>
       </w:r>
     </w:p>
     <w:p>
@@ -8358,25 +7574,7 @@
           <w:sz w:val="22"/>
           <w:szCs w:val="22"/>
         </w:rPr>
-        <w:t xml:space="preserve">Map: </w:t>
-      </w:r>
-      <w:proofErr w:type="gramStart"/>
-      <w:r>
-        <w:rPr>
-          <w:rFonts w:ascii="Arial" w:hAnsi="Arial" w:cs="Arial"/>
-          <w:sz w:val="22"/>
-          <w:szCs w:val="22"/>
-        </w:rPr>
-        <w:t>Recycling points,</w:t>
-      </w:r>
-      <w:proofErr w:type="gramEnd"/>
-      <w:r>
-        <w:rPr>
-          <w:rFonts w:ascii="Arial" w:hAnsi="Arial" w:cs="Arial"/>
-          <w:sz w:val="22"/>
-          <w:szCs w:val="22"/>
-        </w:rPr>
-        <w:t xml:space="preserve"> accepted waste categories, and available location details.</w:t>
+        <w:t>Map: Recycling points, accepted waste categories, and available location details.</w:t>
       </w:r>
     </w:p>
     <w:p>
@@ -8505,25 +7703,7 @@
           <w:sz w:val="22"/>
           <w:szCs w:val="22"/>
         </w:rPr>
-        <w:t xml:space="preserve">The prototype should prioritise one complete and reliable demonstration journey over </w:t>
-      </w:r>
-      <w:proofErr w:type="gramStart"/>
-      <w:r>
-        <w:rPr>
-          <w:rFonts w:ascii="Arial" w:hAnsi="Arial" w:cs="Arial"/>
-          <w:sz w:val="22"/>
-          <w:szCs w:val="22"/>
-        </w:rPr>
-        <w:t>a large number of</w:t>
-      </w:r>
-      <w:proofErr w:type="gramEnd"/>
-      <w:r>
-        <w:rPr>
-          <w:rFonts w:ascii="Arial" w:hAnsi="Arial" w:cs="Arial"/>
-          <w:sz w:val="22"/>
-          <w:szCs w:val="22"/>
-        </w:rPr>
-        <w:t xml:space="preserve"> partially implemented functions.</w:t>
+        <w:t>The prototype should prioritise one complete and reliable demonstration journey over a large number of partially implemented functions.</w:t>
       </w:r>
     </w:p>
     <w:p>
@@ -9310,25 +8490,7 @@
           <w:sz w:val="22"/>
           <w:szCs w:val="22"/>
         </w:rPr>
-        <w:t xml:space="preserve">Introduce </w:t>
-      </w:r>
-      <w:proofErr w:type="spellStart"/>
-      <w:r>
-        <w:rPr>
-          <w:rFonts w:ascii="Arial" w:hAnsi="Arial" w:cs="Arial"/>
-          <w:sz w:val="22"/>
-          <w:szCs w:val="22"/>
-        </w:rPr>
-        <w:t>BinGo</w:t>
-      </w:r>
-      <w:proofErr w:type="spellEnd"/>
-      <w:r>
-        <w:rPr>
-          <w:rFonts w:ascii="Arial" w:hAnsi="Arial" w:cs="Arial"/>
-          <w:sz w:val="22"/>
-          <w:szCs w:val="22"/>
-        </w:rPr>
-        <w:t xml:space="preserve"> to a limited group of residents.</w:t>
+        <w:t>Introduce BinGo to a limited group of residents.</w:t>
       </w:r>
     </w:p>
     <w:p>
@@ -9498,23 +8660,13 @@
           <w:szCs w:val="22"/>
         </w:rPr>
       </w:pPr>
-      <w:proofErr w:type="spellStart"/>
-      <w:r>
-        <w:rPr>
-          <w:rFonts w:ascii="Arial" w:hAnsi="Arial" w:cs="Arial"/>
-          <w:sz w:val="22"/>
-          <w:szCs w:val="22"/>
-        </w:rPr>
-        <w:t>BinGo</w:t>
-      </w:r>
-      <w:proofErr w:type="spellEnd"/>
-      <w:r>
-        <w:rPr>
-          <w:rFonts w:ascii="Arial" w:hAnsi="Arial" w:cs="Arial"/>
-          <w:sz w:val="22"/>
-          <w:szCs w:val="22"/>
-        </w:rPr>
-        <w:t xml:space="preserve"> can be introduced through management offices, JMBs, MCs, resident WhatsApp groups, newsletters, notice boards, and community events. QR codes can provide direct access to the platform, while practical recycling demonstrations can show residents how to use its main functions. Community leaders and environmental organisations may also support awareness activities where partnerships can be established.</w:t>
+      <w:r>
+        <w:rPr>
+          <w:rFonts w:ascii="Arial" w:hAnsi="Arial" w:cs="Arial"/>
+          <w:sz w:val="22"/>
+          <w:szCs w:val="22"/>
+        </w:rPr>
+        <w:t>BinGo can be introduced through management offices, JMBs, MCs, resident WhatsApp groups, newsletters, notice boards, and community events. QR codes can provide direct access to the platform, while practical recycling demonstrations can show residents how to use its main functions. Community leaders and environmental organisations may also support awareness activities where partnerships can be established.</w:t>
       </w:r>
     </w:p>
     <w:p>
@@ -10248,25 +9400,7 @@
           <w:sz w:val="22"/>
           <w:szCs w:val="22"/>
         </w:rPr>
-        <w:t xml:space="preserve">A phased implementation allows </w:t>
-      </w:r>
-      <w:proofErr w:type="spellStart"/>
-      <w:r>
-        <w:rPr>
-          <w:rFonts w:ascii="Arial" w:hAnsi="Arial" w:cs="Arial"/>
-          <w:sz w:val="22"/>
-          <w:szCs w:val="22"/>
-        </w:rPr>
-        <w:t>BinGo</w:t>
-      </w:r>
-      <w:proofErr w:type="spellEnd"/>
-      <w:r>
-        <w:rPr>
-          <w:rFonts w:ascii="Arial" w:hAnsi="Arial" w:cs="Arial"/>
-          <w:sz w:val="22"/>
-          <w:szCs w:val="22"/>
-        </w:rPr>
-        <w:t xml:space="preserve"> to validate its assumptions before committing to wider operational deployment.</w:t>
+        <w:t>A phased implementation allows BinGo to validate its assumptions before committing to wider operational deployment.</w:t>
       </w:r>
     </w:p>
     <w:p>
@@ -10316,21 +9450,7 @@
           <w:color w:val="auto"/>
         </w:rPr>
         <w:lastRenderedPageBreak/>
-        <w:t xml:space="preserve">Why </w:t>
-      </w:r>
-      <w:proofErr w:type="spellStart"/>
-      <w:r>
-        <w:rPr>
-          <w:color w:val="auto"/>
-        </w:rPr>
-        <w:t>BinGo</w:t>
-      </w:r>
-      <w:proofErr w:type="spellEnd"/>
-      <w:r>
-        <w:rPr>
-          <w:color w:val="auto"/>
-        </w:rPr>
-        <w:t xml:space="preserve"> Should Win</w:t>
+        <w:t>Why BinGo Should Win</w:t>
       </w:r>
       <w:bookmarkEnd w:id="11"/>
     </w:p>
@@ -10344,23 +9464,13 @@
           <w:szCs w:val="22"/>
         </w:rPr>
       </w:pPr>
-      <w:proofErr w:type="spellStart"/>
-      <w:r>
-        <w:rPr>
-          <w:rFonts w:ascii="Arial" w:hAnsi="Arial" w:cs="Arial"/>
-          <w:sz w:val="22"/>
-          <w:szCs w:val="22"/>
-        </w:rPr>
-        <w:t>BinGo</w:t>
-      </w:r>
-      <w:proofErr w:type="spellEnd"/>
-      <w:r>
-        <w:rPr>
-          <w:rFonts w:ascii="Arial" w:hAnsi="Arial" w:cs="Arial"/>
-          <w:sz w:val="22"/>
-          <w:szCs w:val="22"/>
-        </w:rPr>
-        <w:t xml:space="preserve"> deserves consideration because it addresses a practical township challenge with a solution that connects resident convenience, service coordination, and environmental responsibility.</w:t>
+      <w:r>
+        <w:rPr>
+          <w:rFonts w:ascii="Arial" w:hAnsi="Arial" w:cs="Arial"/>
+          <w:sz w:val="22"/>
+          <w:szCs w:val="22"/>
+        </w:rPr>
+        <w:t>BinGo deserves consideration because it addresses a practical township challenge with a solution that connects resident convenience, service coordination, and environmental responsibility.</w:t>
       </w:r>
     </w:p>
     <w:p>
@@ -10407,43 +9517,7 @@
           <w:sz w:val="22"/>
           <w:szCs w:val="22"/>
         </w:rPr>
-        <w:t xml:space="preserve">Waste disposal is an integral part of everyday residential life. </w:t>
-      </w:r>
-      <w:proofErr w:type="spellStart"/>
-      <w:r>
-        <w:rPr>
-          <w:rFonts w:ascii="Arial" w:hAnsi="Arial" w:cs="Arial"/>
-          <w:sz w:val="22"/>
-          <w:szCs w:val="22"/>
-        </w:rPr>
-        <w:t>BinGo</w:t>
-      </w:r>
-      <w:proofErr w:type="spellEnd"/>
-      <w:r>
-        <w:rPr>
-          <w:rFonts w:ascii="Arial" w:hAnsi="Arial" w:cs="Arial"/>
-          <w:sz w:val="22"/>
-          <w:szCs w:val="22"/>
-        </w:rPr>
-        <w:t xml:space="preserve"> addresses the practical barriers residents face when disposing of items responsibly, particularly when disposal information is fragmented or suitable collection services are difficult to access. By focusing on a recurring residential need, </w:t>
-      </w:r>
-      <w:proofErr w:type="spellStart"/>
-      <w:r>
-        <w:rPr>
-          <w:rFonts w:ascii="Arial" w:hAnsi="Arial" w:cs="Arial"/>
-          <w:sz w:val="22"/>
-          <w:szCs w:val="22"/>
-        </w:rPr>
-        <w:t>BinGo</w:t>
-      </w:r>
-      <w:proofErr w:type="spellEnd"/>
-      <w:r>
-        <w:rPr>
-          <w:rFonts w:ascii="Arial" w:hAnsi="Arial" w:cs="Arial"/>
-          <w:sz w:val="22"/>
-          <w:szCs w:val="22"/>
-        </w:rPr>
-        <w:t xml:space="preserve"> offers a clear use case with practical value for township communities.</w:t>
+        <w:t>Waste disposal is an integral part of everyday residential life. BinGo addresses the practical barriers residents face when disposing of items responsibly, particularly when disposal information is fragmented or suitable collection services are difficult to access. By focusing on a recurring residential need, BinGo offers a clear use case with practical value for township communities.</w:t>
       </w:r>
     </w:p>
     <w:p>
@@ -10490,25 +9564,7 @@
           <w:sz w:val="22"/>
           <w:szCs w:val="22"/>
         </w:rPr>
-        <w:t xml:space="preserve">Environmental awareness is important, but information alone does not guarantee responsible disposal. </w:t>
-      </w:r>
-      <w:proofErr w:type="spellStart"/>
-      <w:r>
-        <w:rPr>
-          <w:rFonts w:ascii="Arial" w:hAnsi="Arial" w:cs="Arial"/>
-          <w:sz w:val="22"/>
-          <w:szCs w:val="22"/>
-        </w:rPr>
-        <w:t>BinGo</w:t>
-      </w:r>
-      <w:proofErr w:type="spellEnd"/>
-      <w:r>
-        <w:rPr>
-          <w:rFonts w:ascii="Arial" w:hAnsi="Arial" w:cs="Arial"/>
-          <w:sz w:val="22"/>
-          <w:szCs w:val="22"/>
-        </w:rPr>
-        <w:t xml:space="preserve"> bridges the gap between guidance and action by connecting item identification with suitable disposal options, collection arrangements, request tracking, and verified outcomes. Its value lies in making responsible disposal easier to understand, carry out, and follow up on.</w:t>
+        <w:t>Environmental awareness is important, but information alone does not guarantee responsible disposal. BinGo bridges the gap between guidance and action by connecting item identification with suitable disposal options, collection arrangements, request tracking, and verified outcomes. Its value lies in making responsible disposal easier to understand, carry out, and follow up on.</w:t>
       </w:r>
     </w:p>
     <w:p>
@@ -10549,23 +9605,13 @@
           <w:szCs w:val="22"/>
         </w:rPr>
       </w:pPr>
-      <w:proofErr w:type="spellStart"/>
-      <w:r>
-        <w:rPr>
-          <w:rFonts w:ascii="Arial" w:hAnsi="Arial" w:cs="Arial"/>
-          <w:sz w:val="22"/>
-          <w:szCs w:val="22"/>
-        </w:rPr>
-        <w:t>BinGo</w:t>
-      </w:r>
-      <w:proofErr w:type="spellEnd"/>
-      <w:r>
-        <w:rPr>
-          <w:rFonts w:ascii="Arial" w:hAnsi="Arial" w:cs="Arial"/>
-          <w:sz w:val="22"/>
-          <w:szCs w:val="22"/>
-        </w:rPr>
-        <w:t xml:space="preserve"> is designed to improve the resident experience while giving township management more structured visibility into collection requests, waste-related reports, and service demand. This dual benefit makes the platform relevant to both community well-being and the operational needs of township developers, with potential to support better-informed service planning.</w:t>
+      <w:r>
+        <w:rPr>
+          <w:rFonts w:ascii="Arial" w:hAnsi="Arial" w:cs="Arial"/>
+          <w:sz w:val="22"/>
+          <w:szCs w:val="22"/>
+        </w:rPr>
+        <w:t>BinGo is designed to improve the resident experience while giving township management more structured visibility into collection requests, waste-related reports, and service demand. This dual benefit makes the platform relevant to both community well-being and the operational needs of township developers, with potential to support better-informed service planning.</w:t>
       </w:r>
     </w:p>
     <w:p>
@@ -10635,25 +9681,7 @@
           <w:sz w:val="22"/>
           <w:szCs w:val="22"/>
         </w:rPr>
-        <w:t xml:space="preserve">Reliable information and transparent service processes are essential for a platform that guides real-world disposal decisions. </w:t>
-      </w:r>
-      <w:proofErr w:type="spellStart"/>
-      <w:r>
-        <w:rPr>
-          <w:rFonts w:ascii="Arial" w:hAnsi="Arial" w:cs="Arial"/>
-          <w:sz w:val="22"/>
-          <w:szCs w:val="22"/>
-        </w:rPr>
-        <w:t>BinGo</w:t>
-      </w:r>
-      <w:proofErr w:type="spellEnd"/>
-      <w:r>
-        <w:rPr>
-          <w:rFonts w:ascii="Arial" w:hAnsi="Arial" w:cs="Arial"/>
-          <w:sz w:val="22"/>
-          <w:szCs w:val="22"/>
-        </w:rPr>
-        <w:t xml:space="preserve"> incorporates proposed safeguards such as user-confirmed AI classifications, clear booking statuses, human review of uncertain cases, and verification before rewards are issued. These principles help distinguish recommendations from confirmed services and submitted activities from verified outcomes.</w:t>
+        <w:t>Reliable information and transparent service processes are essential for a platform that guides real-world disposal decisions. BinGo incorporates proposed safeguards such as user-confirmed AI classifications, clear booking statuses, human review of uncertain cases, and verification before rewards are issued. These principles help distinguish recommendations from confirmed services and submitted activities from verified outcomes.</w:t>
       </w:r>
     </w:p>
     <w:p>
@@ -10694,23 +9722,13 @@
           <w:szCs w:val="22"/>
         </w:rPr>
       </w:pPr>
-      <w:proofErr w:type="spellStart"/>
-      <w:r>
-        <w:rPr>
-          <w:rFonts w:ascii="Arial" w:hAnsi="Arial" w:cs="Arial"/>
-          <w:sz w:val="22"/>
-          <w:szCs w:val="22"/>
-        </w:rPr>
-        <w:t>BinGo's</w:t>
-      </w:r>
-      <w:proofErr w:type="spellEnd"/>
-      <w:r>
-        <w:rPr>
-          <w:rFonts w:ascii="Arial" w:hAnsi="Arial" w:cs="Arial"/>
-          <w:sz w:val="22"/>
-          <w:szCs w:val="22"/>
-        </w:rPr>
-        <w:t xml:space="preserve"> core user journey can be demonstrated through a minimum viable product (MVP), using curated facility information and clearly labelled simulated records where live services are unavailable. This allows the team to demonstrate the platform's key workflows without requiring a fully operational waste collection network. Future deployment can build on validated facility listings, participating service providers, and pilot results, balancing innovation with practical implementation requirements.</w:t>
+      <w:r>
+        <w:rPr>
+          <w:rFonts w:ascii="Arial" w:hAnsi="Arial" w:cs="Arial"/>
+          <w:sz w:val="22"/>
+          <w:szCs w:val="22"/>
+        </w:rPr>
+        <w:t>BinGo's core user journey can be demonstrated through a minimum viable product (MVP), using curated facility information and clearly labelled simulated records where live services are unavailable. This allows the team to demonstrate the platform's key workflows without requiring a fully operational waste collection network. Future deployment can build on validated facility listings, participating service providers, and pilot results, balancing innovation with practical implementation requirements.</w:t>
       </w:r>
     </w:p>
     <w:p>
@@ -10751,41 +9769,13 @@
           <w:szCs w:val="22"/>
         </w:rPr>
       </w:pPr>
-      <w:proofErr w:type="spellStart"/>
-      <w:r>
-        <w:rPr>
-          <w:rFonts w:ascii="Arial" w:hAnsi="Arial" w:cs="Arial"/>
-          <w:sz w:val="22"/>
-          <w:szCs w:val="22"/>
-        </w:rPr>
-        <w:t>BinGo</w:t>
-      </w:r>
-      <w:proofErr w:type="spellEnd"/>
-      <w:r>
-        <w:rPr>
-          <w:rFonts w:ascii="Arial" w:hAnsi="Arial" w:cs="Arial"/>
-          <w:sz w:val="22"/>
-          <w:szCs w:val="22"/>
-        </w:rPr>
-        <w:t xml:space="preserve"> establishes a framework for evaluating its contribution through indicators such as disposal-guidance accuracy, completed collection requests, reports resolved within agreed service targets, verified recycling and reuse activities, and estimated or measured waste diversion. By defining measurable indicators and evaluating them against an established baseline, </w:t>
-      </w:r>
-      <w:proofErr w:type="spellStart"/>
-      <w:r>
-        <w:rPr>
-          <w:rFonts w:ascii="Arial" w:hAnsi="Arial" w:cs="Arial"/>
-          <w:sz w:val="22"/>
-          <w:szCs w:val="22"/>
-        </w:rPr>
-        <w:t>BinGo</w:t>
-      </w:r>
-      <w:proofErr w:type="spellEnd"/>
-      <w:r>
-        <w:rPr>
-          <w:rFonts w:ascii="Arial" w:hAnsi="Arial" w:cs="Arial"/>
-          <w:sz w:val="22"/>
-          <w:szCs w:val="22"/>
-        </w:rPr>
-        <w:t xml:space="preserve"> can help assess whether improved access to disposal services translates into meaningful environmental and operational benefits.</w:t>
+      <w:r>
+        <w:rPr>
+          <w:rFonts w:ascii="Arial" w:hAnsi="Arial" w:cs="Arial"/>
+          <w:sz w:val="22"/>
+          <w:szCs w:val="22"/>
+        </w:rPr>
+        <w:t>BinGo establishes a framework for evaluating its contribution through indicators such as disposal-guidance accuracy, completed collection requests, reports resolved within agreed service targets, verified recycling and reuse activities, and estimated or measured waste diversion. By defining measurable indicators and evaluating them against an established baseline, BinGo can help assess whether improved access to disposal services translates into meaningful environmental and operational benefits.</w:t>
       </w:r>
     </w:p>
     <w:p>
@@ -10849,41 +9839,13 @@
           <w:szCs w:val="22"/>
         </w:rPr>
       </w:pPr>
-      <w:proofErr w:type="spellStart"/>
-      <w:r>
-        <w:rPr>
-          <w:rFonts w:ascii="Arial" w:hAnsi="Arial" w:cs="Arial"/>
-          <w:sz w:val="22"/>
-          <w:szCs w:val="22"/>
-        </w:rPr>
-        <w:t>BinGo</w:t>
-      </w:r>
-      <w:proofErr w:type="spellEnd"/>
-      <w:r>
-        <w:rPr>
-          <w:rFonts w:ascii="Arial" w:hAnsi="Arial" w:cs="Arial"/>
-          <w:sz w:val="22"/>
-          <w:szCs w:val="22"/>
-        </w:rPr>
-        <w:t xml:space="preserve"> combines practical disposal guidance, accessible waste services, transparent follow-up, and verified environmental participation in one resident-focused platform. Its strength lies not simply in bringing multiple features together, but in connecting residents' disposal decisions with actionable services and measurable outcomes. With a demonstrable MVP and a clear pathway towards real-world validation, </w:t>
-      </w:r>
-      <w:proofErr w:type="spellStart"/>
-      <w:r>
-        <w:rPr>
-          <w:rFonts w:ascii="Arial" w:hAnsi="Arial" w:cs="Arial"/>
-          <w:sz w:val="22"/>
-          <w:szCs w:val="22"/>
-        </w:rPr>
-        <w:t>BinGo</w:t>
-      </w:r>
-      <w:proofErr w:type="spellEnd"/>
-      <w:r>
-        <w:rPr>
-          <w:rFonts w:ascii="Arial" w:hAnsi="Arial" w:cs="Arial"/>
-          <w:sz w:val="22"/>
-          <w:szCs w:val="22"/>
-        </w:rPr>
-        <w:t xml:space="preserve"> offers a practical approach to building cleaner, more connected, and more sustainable townships.</w:t>
+      <w:r>
+        <w:rPr>
+          <w:rFonts w:ascii="Arial" w:hAnsi="Arial" w:cs="Arial"/>
+          <w:sz w:val="22"/>
+          <w:szCs w:val="22"/>
+        </w:rPr>
+        <w:t>BinGo combines practical disposal guidance, accessible waste services, transparent follow-up, and verified environmental participation in one resident-focused platform. Its strength lies not simply in bringing multiple features together, but in connecting residents' disposal decisions with actionable services and measurable outcomes. With a demonstrable MVP and a clear pathway towards real-world validation, BinGo offers a practical approach to building cleaner, more connected, and more sustainable townships.</w:t>
       </w:r>
     </w:p>
     <w:p>
@@ -10965,25 +9927,7 @@
           <w:sz w:val="22"/>
           <w:szCs w:val="22"/>
         </w:rPr>
-        <w:t xml:space="preserve"> </w:t>
-      </w:r>
-      <w:proofErr w:type="spellStart"/>
-      <w:r>
-        <w:rPr>
-          <w:rFonts w:ascii="Arial" w:hAnsi="Arial" w:cs="Arial"/>
-          <w:sz w:val="22"/>
-          <w:szCs w:val="22"/>
-        </w:rPr>
-        <w:t>Asianews.Network</w:t>
-      </w:r>
-      <w:proofErr w:type="spellEnd"/>
-      <w:r>
-        <w:rPr>
-          <w:rFonts w:ascii="Arial" w:hAnsi="Arial" w:cs="Arial"/>
-          <w:sz w:val="22"/>
-          <w:szCs w:val="22"/>
-        </w:rPr>
-        <w:t xml:space="preserve">. </w:t>
+        <w:t xml:space="preserve"> Asianews.Network. </w:t>
       </w:r>
       <w:hyperlink r:id="rId14" w:history="1">
         <w:r>
@@ -11037,25 +9981,7 @@
           <w:sz w:val="22"/>
           <w:szCs w:val="22"/>
         </w:rPr>
-        <w:t xml:space="preserve"> </w:t>
-      </w:r>
-      <w:proofErr w:type="spellStart"/>
-      <w:r>
-        <w:rPr>
-          <w:rFonts w:ascii="Arial" w:hAnsi="Arial" w:cs="Arial"/>
-          <w:sz w:val="22"/>
-          <w:szCs w:val="22"/>
-        </w:rPr>
-        <w:t>Asianews.Network</w:t>
-      </w:r>
-      <w:proofErr w:type="spellEnd"/>
-      <w:r>
-        <w:rPr>
-          <w:rFonts w:ascii="Arial" w:hAnsi="Arial" w:cs="Arial"/>
-          <w:sz w:val="22"/>
-          <w:szCs w:val="22"/>
-        </w:rPr>
-        <w:t xml:space="preserve">. </w:t>
+        <w:t xml:space="preserve"> Asianews.Network. </w:t>
       </w:r>
       <w:hyperlink r:id="rId15" w:history="1">
         <w:r>
@@ -11085,23 +10011,13 @@
           <w:szCs w:val="22"/>
         </w:rPr>
       </w:pPr>
-      <w:proofErr w:type="spellStart"/>
-      <w:r>
-        <w:rPr>
-          <w:rFonts w:ascii="Arial" w:hAnsi="Arial" w:cs="Arial"/>
-          <w:sz w:val="22"/>
-          <w:szCs w:val="22"/>
-        </w:rPr>
-        <w:t>Shyafiq</w:t>
-      </w:r>
-      <w:proofErr w:type="spellEnd"/>
-      <w:r>
-        <w:rPr>
-          <w:rFonts w:ascii="Arial" w:hAnsi="Arial" w:cs="Arial"/>
-          <w:sz w:val="22"/>
-          <w:szCs w:val="22"/>
-        </w:rPr>
-        <w:t xml:space="preserve"> Dzulkifli. (2026). </w:t>
+      <w:r>
+        <w:rPr>
+          <w:rFonts w:ascii="Arial" w:hAnsi="Arial" w:cs="Arial"/>
+          <w:sz w:val="22"/>
+          <w:szCs w:val="22"/>
+        </w:rPr>
+        <w:t xml:space="preserve">Shyafiq Dzulkifli. (2026). </w:t>
       </w:r>
       <w:r>
         <w:rPr>
@@ -11119,25 +10035,7 @@
           <w:sz w:val="22"/>
           <w:szCs w:val="22"/>
         </w:rPr>
-        <w:t xml:space="preserve"> </w:t>
-      </w:r>
-      <w:proofErr w:type="spellStart"/>
-      <w:r>
-        <w:rPr>
-          <w:rFonts w:ascii="Arial" w:hAnsi="Arial" w:cs="Arial"/>
-          <w:sz w:val="22"/>
-          <w:szCs w:val="22"/>
-        </w:rPr>
-        <w:t>Asianews.Network</w:t>
-      </w:r>
-      <w:proofErr w:type="spellEnd"/>
-      <w:r>
-        <w:rPr>
-          <w:rFonts w:ascii="Arial" w:hAnsi="Arial" w:cs="Arial"/>
-          <w:sz w:val="22"/>
-          <w:szCs w:val="22"/>
-        </w:rPr>
-        <w:t xml:space="preserve">. </w:t>
+        <w:t xml:space="preserve"> Asianews.Network. </w:t>
       </w:r>
       <w:hyperlink r:id="rId16" w:history="1">
         <w:r>
@@ -13724,6 +12622,7 @@
   <w:style w:type="character" w:default="1" w:styleId="DefaultParagraphFont">
     <w:name w:val="Default Paragraph Font"/>
     <w:uiPriority w:val="1"/>
+    <w:semiHidden/>
     <w:unhideWhenUsed/>
   </w:style>
   <w:style w:type="table" w:default="1" w:styleId="TableNormal">

--- a/docs/BinGo Project Proposal.docx
+++ b/docs/BinGo Project Proposal.docx
@@ -1613,7 +1613,23 @@
           <w:sz w:val="22"/>
           <w:szCs w:val="22"/>
         </w:rPr>
-        <w:t>BinGo is designed to address these systematic challenges by offering a comprehensive platform that encompasses disposal guidance, recycling locations, truck schedules, bulky-waste booking, issue reporting and verified eco-rewards—all consolidated within one township framework. Unlike a conventional directory that only lists recycling points, BinGo facilitates specific actions based on item identification, directing residents to the appropriate disposal routes and services while enabling them to track the outcomes of their efforts.</w:t>
+        <w:t xml:space="preserve">BinGo is designed to address these systematic challenges by offering a comprehensive platform that encompasses disposal guidance, recycling locations, truck schedules, bulky-waste booking, issue reporting and verified </w:t>
+      </w:r>
+      <w:r>
+        <w:rPr>
+          <w:rFonts w:ascii="Arial" w:hAnsi="Arial" w:cs="Arial"/>
+          <w:sz w:val="22"/>
+          <w:szCs w:val="22"/>
+        </w:rPr>
+        <w:t>Green Points</w:t>
+      </w:r>
+      <w:r>
+        <w:rPr>
+          <w:rFonts w:ascii="Arial" w:hAnsi="Arial" w:cs="Arial"/>
+          <w:sz w:val="22"/>
+          <w:szCs w:val="22"/>
+        </w:rPr>
+        <w:t>—all consolidated within one township framework. Unlike a conventional directory that only lists recycling points, BinGo facilitates specific actions based on item identification, directing residents to the appropriate disposal routes and services while enabling them to track the outcomes of their efforts.</w:t>
       </w:r>
     </w:p>
     <w:p>
@@ -3319,7 +3335,23 @@
           <w:sz w:val="22"/>
           <w:szCs w:val="22"/>
         </w:rPr>
-        <w:t>BinGo incorporates an eco-rewards mechanism to encourage sustained participation in eligible recycling and reuse activities.</w:t>
+        <w:t xml:space="preserve">BinGo incorporates an </w:t>
+      </w:r>
+      <w:r>
+        <w:rPr>
+          <w:rFonts w:ascii="Arial" w:hAnsi="Arial" w:cs="Arial"/>
+          <w:sz w:val="22"/>
+          <w:szCs w:val="22"/>
+        </w:rPr>
+        <w:t>Green Points</w:t>
+      </w:r>
+      <w:r>
+        <w:rPr>
+          <w:rFonts w:ascii="Arial" w:hAnsi="Arial" w:cs="Arial"/>
+          <w:sz w:val="22"/>
+          <w:szCs w:val="22"/>
+        </w:rPr>
+        <w:t xml:space="preserve"> mechanism to encourage sustained participation in eligible recycling and reuse activities.</w:t>
       </w:r>
     </w:p>
     <w:p>
@@ -4994,7 +5026,23 @@
           <w:sz w:val="22"/>
           <w:szCs w:val="22"/>
         </w:rPr>
-        <w:t>Its proposed eco-rewards system may further encourage participation by recognising eligible recycling and reuse activities after their outcomes have been verified by an authorised party. Over time, these records could help evaluate participation and environmental outcomes.</w:t>
+        <w:t xml:space="preserve">Its proposed </w:t>
+      </w:r>
+      <w:r>
+        <w:rPr>
+          <w:rFonts w:ascii="Arial" w:hAnsi="Arial" w:cs="Arial"/>
+          <w:sz w:val="22"/>
+          <w:szCs w:val="22"/>
+        </w:rPr>
+        <w:t>Green Points</w:t>
+      </w:r>
+      <w:r>
+        <w:rPr>
+          <w:rFonts w:ascii="Arial" w:hAnsi="Arial" w:cs="Arial"/>
+          <w:sz w:val="22"/>
+          <w:szCs w:val="22"/>
+        </w:rPr>
+        <w:t xml:space="preserve"> system may further encourage participation by recognising eligible recycling and reuse activities after their outcomes have been verified by an authorised party. Over time, these records could help evaluate participation and environmental outcomes.</w:t>
       </w:r>
     </w:p>
     <w:p>

--- a/docs/BinGo Project Proposal.docx
+++ b/docs/BinGo Project Proposal.docx
@@ -1613,23 +1613,7 @@
           <w:sz w:val="22"/>
           <w:szCs w:val="22"/>
         </w:rPr>
-        <w:t xml:space="preserve">BinGo is designed to address these systematic challenges by offering a comprehensive platform that encompasses disposal guidance, recycling locations, truck schedules, bulky-waste booking, issue reporting and verified </w:t>
-      </w:r>
-      <w:r>
-        <w:rPr>
-          <w:rFonts w:ascii="Arial" w:hAnsi="Arial" w:cs="Arial"/>
-          <w:sz w:val="22"/>
-          <w:szCs w:val="22"/>
-        </w:rPr>
-        <w:t>Green Points</w:t>
-      </w:r>
-      <w:r>
-        <w:rPr>
-          <w:rFonts w:ascii="Arial" w:hAnsi="Arial" w:cs="Arial"/>
-          <w:sz w:val="22"/>
-          <w:szCs w:val="22"/>
-        </w:rPr>
-        <w:t>—all consolidated within one township framework. Unlike a conventional directory that only lists recycling points, BinGo facilitates specific actions based on item identification, directing residents to the appropriate disposal routes and services while enabling them to track the outcomes of their efforts.</w:t>
+        <w:t>BinGo is designed to address these systematic challenges by offering a comprehensive platform that encompasses disposal guidance, recycling locations, truck schedules, bulky-waste booking, issue reporting and verified eco-rewards—all consolidated within one township framework. Unlike a conventional directory that only lists recycling points, BinGo facilitates specific actions based on item identification, directing residents to the appropriate disposal routes and services while enabling them to track the outcomes of their efforts.</w:t>
       </w:r>
     </w:p>
     <w:p>
@@ -3335,23 +3319,7 @@
           <w:sz w:val="22"/>
           <w:szCs w:val="22"/>
         </w:rPr>
-        <w:t xml:space="preserve">BinGo incorporates an </w:t>
-      </w:r>
-      <w:r>
-        <w:rPr>
-          <w:rFonts w:ascii="Arial" w:hAnsi="Arial" w:cs="Arial"/>
-          <w:sz w:val="22"/>
-          <w:szCs w:val="22"/>
-        </w:rPr>
-        <w:t>Green Points</w:t>
-      </w:r>
-      <w:r>
-        <w:rPr>
-          <w:rFonts w:ascii="Arial" w:hAnsi="Arial" w:cs="Arial"/>
-          <w:sz w:val="22"/>
-          <w:szCs w:val="22"/>
-        </w:rPr>
-        <w:t xml:space="preserve"> mechanism to encourage sustained participation in eligible recycling and reuse activities.</w:t>
+        <w:t>BinGo incorporates an eco-rewards mechanism to encourage sustained participation in eligible recycling and reuse activities.</w:t>
       </w:r>
     </w:p>
     <w:p>
@@ -5026,23 +4994,7 @@
           <w:sz w:val="22"/>
           <w:szCs w:val="22"/>
         </w:rPr>
-        <w:t xml:space="preserve">Its proposed </w:t>
-      </w:r>
-      <w:r>
-        <w:rPr>
-          <w:rFonts w:ascii="Arial" w:hAnsi="Arial" w:cs="Arial"/>
-          <w:sz w:val="22"/>
-          <w:szCs w:val="22"/>
-        </w:rPr>
-        <w:t>Green Points</w:t>
-      </w:r>
-      <w:r>
-        <w:rPr>
-          <w:rFonts w:ascii="Arial" w:hAnsi="Arial" w:cs="Arial"/>
-          <w:sz w:val="22"/>
-          <w:szCs w:val="22"/>
-        </w:rPr>
-        <w:t xml:space="preserve"> system may further encourage participation by recognising eligible recycling and reuse activities after their outcomes have been verified by an authorised party. Over time, these records could help evaluate participation and environmental outcomes.</w:t>
+        <w:t>Its proposed eco-rewards system may further encourage participation by recognising eligible recycling and reuse activities after their outcomes have been verified by an authorised party. Over time, these records could help evaluate participation and environmental outcomes.</w:t>
       </w:r>
     </w:p>
     <w:p>
